--- a/docs/files/Disclosure_Committee_Charter__Policy_2026-05.docx
+++ b/docs/files/Disclosure_Committee_Charter__Policy_2026-05.docx
@@ -19,7 +19,7 @@
               <a:graphicData uri="http://schemas.openxmlformats.org/drawingml/2006/picture">
                 <pic:pic>
                   <pic:nvPicPr>
-                    <pic:cNvPr id="0" name="tmpgxdpj4vp.png"/>
+                    <pic:cNvPr id="0" name="tmpx2w_thqy.png"/>
                     <pic:cNvPicPr/>
                   </pic:nvPicPr>
                   <pic:blipFill>
@@ -55,7 +55,11 @@
     <w:p>
       <w:pPr>
         <w:keepNext/>
+        <w:tabs>
+          <w:tab w:pos="708" w:val="left"/>
+        </w:tabs>
         <w:spacing w:before="260" w:after="160"/>
+        <w:ind w:left="708" w:hanging="708"/>
       </w:pPr>
       <w:r>
         <w:rPr>
@@ -65,14 +69,31 @@
           <w:color w:val="1C4076"/>
           <w:sz w:val="28"/>
         </w:rPr>
+        <w:t>1</w:t>
+        <w:tab/>
         <w:t>Establishment and purpose</w:t>
       </w:r>
     </w:p>
     <w:p>
       <w:pPr>
+        <w:tabs>
+          <w:tab w:pos="708" w:val="left"/>
+        </w:tabs>
         <w:spacing w:after="200"/>
+        <w:ind w:left="708" w:hanging="708"/>
         <w:jc w:val="both"/>
       </w:pPr>
+      <w:r>
+        <w:rPr>
+          <w:rFonts w:ascii="Avenir Next LT Pro" w:hAnsi="Avenir Next LT Pro"/>
+          <w:b w:val="0"/>
+          <w:i w:val="0"/>
+          <w:color w:val="1C4076"/>
+          <w:sz w:val="22"/>
+        </w:rPr>
+        <w:t>1.1</w:t>
+        <w:tab/>
+      </w:r>
       <w:r>
         <w:rPr>
           <w:rFonts w:ascii="Avenir Next LT Pro" w:hAnsi="Avenir Next LT Pro"/>
@@ -86,9 +107,24 @@
     </w:p>
     <w:p>
       <w:pPr>
+        <w:tabs>
+          <w:tab w:pos="708" w:val="left"/>
+        </w:tabs>
         <w:spacing w:after="200"/>
+        <w:ind w:left="708" w:hanging="708"/>
         <w:jc w:val="both"/>
       </w:pPr>
+      <w:r>
+        <w:rPr>
+          <w:rFonts w:ascii="Avenir Next LT Pro" w:hAnsi="Avenir Next LT Pro"/>
+          <w:b w:val="0"/>
+          <w:i w:val="0"/>
+          <w:color w:val="1C4076"/>
+          <w:sz w:val="22"/>
+        </w:rPr>
+        <w:t>1.2</w:t>
+        <w:tab/>
+      </w:r>
       <w:r>
         <w:rPr>
           <w:rFonts w:ascii="Avenir Next LT Pro" w:hAnsi="Avenir Next LT Pro"/>
@@ -102,9 +138,24 @@
     </w:p>
     <w:p>
       <w:pPr>
+        <w:tabs>
+          <w:tab w:pos="708" w:val="left"/>
+        </w:tabs>
         <w:spacing w:after="200"/>
+        <w:ind w:left="708" w:hanging="708"/>
         <w:jc w:val="both"/>
       </w:pPr>
+      <w:r>
+        <w:rPr>
+          <w:rFonts w:ascii="Avenir Next LT Pro" w:hAnsi="Avenir Next LT Pro"/>
+          <w:b w:val="0"/>
+          <w:i w:val="0"/>
+          <w:color w:val="1C4076"/>
+          <w:sz w:val="22"/>
+        </w:rPr>
+        <w:t>1.3</w:t>
+        <w:tab/>
+      </w:r>
       <w:r>
         <w:rPr>
           <w:rFonts w:ascii="Avenir Next LT Pro" w:hAnsi="Avenir Next LT Pro"/>
@@ -118,9 +169,24 @@
     </w:p>
     <w:p>
       <w:pPr>
+        <w:tabs>
+          <w:tab w:pos="708" w:val="left"/>
+        </w:tabs>
         <w:spacing w:after="200"/>
+        <w:ind w:left="708" w:hanging="708"/>
         <w:jc w:val="both"/>
       </w:pPr>
+      <w:r>
+        <w:rPr>
+          <w:rFonts w:ascii="Avenir Next LT Pro" w:hAnsi="Avenir Next LT Pro"/>
+          <w:b w:val="0"/>
+          <w:i w:val="0"/>
+          <w:color w:val="1C4076"/>
+          <w:sz w:val="22"/>
+        </w:rPr>
+        <w:t>1.4</w:t>
+        <w:tab/>
+      </w:r>
       <w:r>
         <w:rPr>
           <w:rFonts w:ascii="Avenir Next LT Pro" w:hAnsi="Avenir Next LT Pro"/>
@@ -154,9 +220,24 @@
     </w:p>
     <w:p>
       <w:pPr>
+        <w:tabs>
+          <w:tab w:pos="708" w:val="left"/>
+        </w:tabs>
         <w:spacing w:after="200"/>
+        <w:ind w:left="708" w:hanging="708"/>
         <w:jc w:val="both"/>
       </w:pPr>
+      <w:r>
+        <w:rPr>
+          <w:rFonts w:ascii="Avenir Next LT Pro" w:hAnsi="Avenir Next LT Pro"/>
+          <w:b w:val="0"/>
+          <w:i w:val="0"/>
+          <w:color w:val="1C4076"/>
+          <w:sz w:val="22"/>
+        </w:rPr>
+        <w:t>1.5</w:t>
+        <w:tab/>
+      </w:r>
       <w:r>
         <w:rPr>
           <w:rFonts w:ascii="Avenir Next LT Pro" w:hAnsi="Avenir Next LT Pro"/>
@@ -191,7 +272,11 @@
     <w:p>
       <w:pPr>
         <w:keepNext/>
+        <w:tabs>
+          <w:tab w:pos="708" w:val="left"/>
+        </w:tabs>
         <w:spacing w:before="260" w:after="160"/>
+        <w:ind w:left="708" w:hanging="708"/>
       </w:pPr>
       <w:r>
         <w:rPr>
@@ -201,12 +286,15 @@
           <w:color w:val="1C4076"/>
           <w:sz w:val="28"/>
         </w:rPr>
+        <w:t>2</w:t>
+        <w:tab/>
         <w:t>Members</w:t>
       </w:r>
     </w:p>
     <w:p>
       <w:pPr>
         <w:spacing w:after="200"/>
+        <w:ind w:left="708" w:firstLine="0"/>
         <w:jc w:val="both"/>
       </w:pPr>
       <w:r>
@@ -223,6 +311,7 @@
     <w:p>
       <w:pPr>
         <w:spacing w:after="200"/>
+        <w:ind w:left="708" w:firstLine="0"/>
         <w:jc w:val="both"/>
       </w:pPr>
       <w:r>
@@ -239,7 +328,11 @@
     <w:p>
       <w:pPr>
         <w:keepNext/>
+        <w:tabs>
+          <w:tab w:pos="708" w:val="left"/>
+        </w:tabs>
         <w:spacing w:before="260" w:after="160"/>
+        <w:ind w:left="708" w:hanging="708"/>
       </w:pPr>
       <w:r>
         <w:rPr>
@@ -249,12 +342,15 @@
           <w:color w:val="1C4076"/>
           <w:sz w:val="28"/>
         </w:rPr>
+        <w:t>3</w:t>
+        <w:tab/>
         <w:t>Assignments</w:t>
       </w:r>
     </w:p>
     <w:p>
       <w:pPr>
         <w:spacing w:after="200"/>
+        <w:ind w:left="708" w:firstLine="0"/>
         <w:jc w:val="both"/>
       </w:pPr>
       <w:r>
@@ -271,6 +367,7 @@
     <w:p>
       <w:pPr>
         <w:spacing w:after="200"/>
+        <w:ind w:left="708" w:firstLine="0"/>
         <w:jc w:val="both"/>
       </w:pPr>
       <w:r>
@@ -719,7 +816,11 @@
     <w:p>
       <w:pPr>
         <w:keepNext/>
+        <w:tabs>
+          <w:tab w:pos="708" w:val="left"/>
+        </w:tabs>
         <w:spacing w:before="260" w:after="160"/>
+        <w:ind w:left="708" w:hanging="708"/>
       </w:pPr>
       <w:r>
         <w:rPr>
@@ -729,12 +830,15 @@
           <w:color w:val="1C4076"/>
           <w:sz w:val="28"/>
         </w:rPr>
+        <w:t>4</w:t>
+        <w:tab/>
         <w:t>Meetings</w:t>
       </w:r>
     </w:p>
     <w:p>
       <w:pPr>
         <w:spacing w:after="200"/>
+        <w:ind w:left="708" w:firstLine="0"/>
         <w:jc w:val="both"/>
       </w:pPr>
       <w:r>
@@ -751,6 +855,7 @@
     <w:p>
       <w:pPr>
         <w:spacing w:after="200"/>
+        <w:ind w:left="708" w:firstLine="0"/>
         <w:jc w:val="both"/>
       </w:pPr>
       <w:r>
@@ -767,6 +872,7 @@
     <w:p>
       <w:pPr>
         <w:spacing w:after="200"/>
+        <w:ind w:left="708" w:firstLine="0"/>
         <w:jc w:val="both"/>
       </w:pPr>
       <w:r>
@@ -783,6 +889,7 @@
     <w:p>
       <w:pPr>
         <w:spacing w:after="200"/>
+        <w:ind w:left="708" w:firstLine="0"/>
         <w:jc w:val="both"/>
       </w:pPr>
       <w:r>
@@ -799,6 +906,7 @@
     <w:p>
       <w:pPr>
         <w:spacing w:after="200"/>
+        <w:ind w:left="708" w:firstLine="0"/>
         <w:jc w:val="both"/>
       </w:pPr>
       <w:r>
@@ -815,7 +923,11 @@
     <w:p>
       <w:pPr>
         <w:keepNext/>
+        <w:tabs>
+          <w:tab w:pos="708" w:val="left"/>
+        </w:tabs>
         <w:spacing w:before="260" w:after="160"/>
+        <w:ind w:left="708" w:hanging="708"/>
       </w:pPr>
       <w:r>
         <w:rPr>
@@ -825,12 +937,15 @@
           <w:color w:val="1C4076"/>
           <w:sz w:val="28"/>
         </w:rPr>
+        <w:t>5</w:t>
+        <w:tab/>
         <w:t>Reporting</w:t>
       </w:r>
     </w:p>
     <w:p>
       <w:pPr>
         <w:spacing w:after="200"/>
+        <w:ind w:left="708" w:firstLine="0"/>
         <w:jc w:val="both"/>
       </w:pPr>
       <w:r>
@@ -847,7 +962,11 @@
     <w:p>
       <w:pPr>
         <w:keepNext/>
+        <w:tabs>
+          <w:tab w:pos="708" w:val="left"/>
+        </w:tabs>
         <w:spacing w:before="260" w:after="160"/>
+        <w:ind w:left="708" w:hanging="708"/>
       </w:pPr>
       <w:r>
         <w:rPr>
@@ -857,12 +976,15 @@
           <w:color w:val="1C4076"/>
           <w:sz w:val="28"/>
         </w:rPr>
+        <w:t>6</w:t>
+        <w:tab/>
         <w:t>Confidentiality</w:t>
       </w:r>
     </w:p>
     <w:p>
       <w:pPr>
         <w:spacing w:after="200"/>
+        <w:ind w:left="708" w:firstLine="0"/>
         <w:jc w:val="both"/>
       </w:pPr>
       <w:r>
@@ -879,7 +1001,11 @@
     <w:p>
       <w:pPr>
         <w:keepNext/>
+        <w:tabs>
+          <w:tab w:pos="708" w:val="left"/>
+        </w:tabs>
         <w:spacing w:before="260" w:after="160"/>
+        <w:ind w:left="708" w:hanging="708"/>
       </w:pPr>
       <w:r>
         <w:rPr>
@@ -889,12 +1015,15 @@
           <w:color w:val="1C4076"/>
           <w:sz w:val="28"/>
         </w:rPr>
+        <w:t>7</w:t>
+        <w:tab/>
         <w:t>Review of Charter</w:t>
       </w:r>
     </w:p>
     <w:p>
       <w:pPr>
         <w:spacing w:after="200"/>
+        <w:ind w:left="708" w:firstLine="0"/>
         <w:jc w:val="both"/>
       </w:pPr>
       <w:r>
@@ -911,6 +1040,7 @@
     <w:p>
       <w:pPr>
         <w:spacing w:after="200"/>
+        <w:ind w:left="708" w:firstLine="0"/>
         <w:jc w:val="both"/>
       </w:pPr>
       <w:r>
@@ -927,7 +1057,11 @@
     <w:p>
       <w:pPr>
         <w:keepNext/>
+        <w:tabs>
+          <w:tab w:pos="708" w:val="left"/>
+        </w:tabs>
         <w:spacing w:before="260" w:after="160"/>
+        <w:ind w:left="708" w:hanging="708"/>
       </w:pPr>
       <w:r>
         <w:rPr>
@@ -937,12 +1071,15 @@
           <w:color w:val="1C4076"/>
           <w:sz w:val="28"/>
         </w:rPr>
+        <w:t>8</w:t>
+        <w:tab/>
         <w:t>Schedule 1 – Definition of Inside Information</w:t>
       </w:r>
     </w:p>
     <w:p>
       <w:pPr>
         <w:spacing w:after="200"/>
+        <w:ind w:left="708" w:firstLine="0"/>
         <w:jc w:val="both"/>
       </w:pPr>
       <w:r>
@@ -1059,7 +1196,11 @@
     <w:p>
       <w:pPr>
         <w:keepNext/>
+        <w:tabs>
+          <w:tab w:pos="708" w:val="left"/>
+        </w:tabs>
         <w:spacing w:before="260" w:after="160"/>
+        <w:ind w:left="708" w:hanging="708"/>
       </w:pPr>
       <w:r>
         <w:rPr>
@@ -1069,12 +1210,15 @@
           <w:color w:val="1C4076"/>
           <w:sz w:val="28"/>
         </w:rPr>
+        <w:t>9</w:t>
+        <w:tab/>
         <w:t>Schedule 2 – Log for monitoring events or circumstances which may constitute Inside Information</w:t>
       </w:r>
     </w:p>
     <w:p>
       <w:pPr>
         <w:spacing w:after="200"/>
+        <w:ind w:left="708" w:firstLine="0"/>
         <w:jc w:val="both"/>
       </w:pPr>
       <w:r>
@@ -1091,6 +1235,7 @@
     <w:p>
       <w:pPr>
         <w:spacing w:after="200"/>
+        <w:ind w:left="708" w:firstLine="0"/>
         <w:jc w:val="both"/>
       </w:pPr>
       <w:r>
@@ -1107,6 +1252,7 @@
     <w:p>
       <w:pPr>
         <w:spacing w:after="200"/>
+        <w:ind w:left="708" w:firstLine="0"/>
         <w:jc w:val="both"/>
       </w:pPr>
       <w:r>
@@ -1533,7 +1679,11 @@
     <w:p>
       <w:pPr>
         <w:keepNext/>
+        <w:tabs>
+          <w:tab w:pos="708" w:val="left"/>
+        </w:tabs>
         <w:spacing w:before="260" w:after="160"/>
+        <w:ind w:left="708" w:hanging="708"/>
       </w:pPr>
       <w:r>
         <w:rPr>
@@ -1543,12 +1693,15 @@
           <w:color w:val="1C4076"/>
           <w:sz w:val="28"/>
         </w:rPr>
+        <w:t>10</w:t>
+        <w:tab/>
         <w:t>Schedule 3 – Notification of delayed disclosure of Inside Information</w:t>
       </w:r>
     </w:p>
     <w:p>
       <w:pPr>
         <w:spacing w:after="200"/>
+        <w:ind w:left="708" w:firstLine="0"/>
         <w:jc w:val="both"/>
       </w:pPr>
       <w:r>
@@ -1738,6 +1891,157 @@
         <w:t>Title and name</w:t>
       </w:r>
     </w:p>
+    <w:p/>
+    <w:tbl>
+      <w:tblPr>
+        <w:tblStyle w:val="TableGrid"/>
+        <w:tblW w:type="auto" w:w="0"/>
+        <w:jc w:val="center"/>
+        <w:tblLook w:firstColumn="1" w:firstRow="1" w:lastColumn="0" w:lastRow="0" w:noHBand="0" w:noVBand="1" w:val="04A0"/>
+      </w:tblPr>
+      <w:tblGrid>
+        <w:gridCol w:w="5103"/>
+        <w:gridCol w:w="5103"/>
+      </w:tblGrid>
+      <w:tr>
+        <w:tc>
+          <w:tcPr>
+            <w:tcW w:type="dxa" w:w="5103"/>
+            <w:shd w:val="clear" w:fill="1C4076"/>
+          </w:tcPr>
+          <w:p>
+            <w:r>
+              <w:rPr>
+                <w:rFonts w:ascii="Avenir Next LT Pro" w:hAnsi="Avenir Next LT Pro"/>
+                <w:b/>
+                <w:i w:val="0"/>
+                <w:color w:val="FFFFFF"/>
+                <w:sz w:val="20"/>
+              </w:rPr>
+              <w:t>Version history</w:t>
+            </w:r>
+          </w:p>
+        </w:tc>
+        <w:tc>
+          <w:tcPr>
+            <w:tcW w:type="dxa" w:w="5103"/>
+            <w:shd w:val="clear" w:fill="1C4076"/>
+          </w:tcPr>
+          <w:p>
+            <w:r>
+              <w:rPr>
+                <w:rFonts w:ascii="Avenir Next LT Pro" w:hAnsi="Avenir Next LT Pro"/>
+                <w:b/>
+                <w:i w:val="0"/>
+                <w:color w:val="FFFFFF"/>
+                <w:sz w:val="20"/>
+              </w:rPr>
+              <w:t>Owner and approver</w:t>
+            </w:r>
+          </w:p>
+        </w:tc>
+      </w:tr>
+      <w:tr>
+        <w:tc>
+          <w:tcPr>
+            <w:tcW w:type="dxa" w:w="5103"/>
+          </w:tcPr>
+          <w:p>
+            <w:r>
+              <w:rPr>
+                <w:rFonts w:ascii="Avenir Next LT Pro" w:hAnsi="Avenir Next LT Pro"/>
+                <w:b/>
+                <w:i w:val="0"/>
+                <w:color w:val="1C4076"/>
+                <w:sz w:val="18"/>
+              </w:rPr>
+              <w:t xml:space="preserve">Version 1: </w:t>
+            </w:r>
+            <w:r>
+              <w:rPr>
+                <w:rFonts w:ascii="Avenir Next LT Pro" w:hAnsi="Avenir Next LT Pro"/>
+                <w:b w:val="0"/>
+                <w:i w:val="0"/>
+                <w:color w:val="1C4076"/>
+                <w:sz w:val="18"/>
+              </w:rPr>
+              <w:t>19-05-2026</w:t>
+            </w:r>
+          </w:p>
+          <w:p>
+            <w:r>
+              <w:rPr>
+                <w:rFonts w:ascii="Avenir Next LT Pro" w:hAnsi="Avenir Next LT Pro"/>
+                <w:b/>
+                <w:i w:val="0"/>
+                <w:color w:val="1C4076"/>
+                <w:sz w:val="18"/>
+              </w:rPr>
+              <w:t xml:space="preserve">Approval date: </w:t>
+            </w:r>
+            <w:r>
+              <w:rPr>
+                <w:rFonts w:ascii="Avenir Next LT Pro" w:hAnsi="Avenir Next LT Pro"/>
+                <w:b w:val="0"/>
+                <w:i w:val="0"/>
+                <w:color w:val="1C4076"/>
+                <w:sz w:val="18"/>
+              </w:rPr>
+              <w:t>19-05-2026</w:t>
+            </w:r>
+          </w:p>
+        </w:tc>
+        <w:tc>
+          <w:tcPr>
+            <w:tcW w:type="dxa" w:w="5103"/>
+          </w:tcPr>
+          <w:p>
+            <w:r>
+              <w:rPr>
+                <w:rFonts w:ascii="Avenir Next LT Pro" w:hAnsi="Avenir Next LT Pro"/>
+                <w:b/>
+                <w:i w:val="0"/>
+                <w:color w:val="1C4076"/>
+                <w:sz w:val="18"/>
+              </w:rPr>
+              <w:t xml:space="preserve">Owner: </w:t>
+            </w:r>
+            <w:r>
+              <w:rPr>
+                <w:rFonts w:ascii="Avenir Next LT Pro" w:hAnsi="Avenir Next LT Pro"/>
+                <w:b w:val="0"/>
+                <w:i w:val="0"/>
+                <w:color w:val="1C4076"/>
+                <w:sz w:val="18"/>
+              </w:rPr>
+              <w:t>—</w:t>
+            </w:r>
+          </w:p>
+          <w:p>
+            <w:r>
+              <w:rPr>
+                <w:rFonts w:ascii="Avenir Next LT Pro" w:hAnsi="Avenir Next LT Pro"/>
+                <w:b/>
+                <w:i w:val="0"/>
+                <w:color w:val="1C4076"/>
+                <w:sz w:val="18"/>
+              </w:rPr>
+              <w:t xml:space="preserve">Approver: </w:t>
+            </w:r>
+            <w:r>
+              <w:rPr>
+                <w:rFonts w:ascii="Avenir Next LT Pro" w:hAnsi="Avenir Next LT Pro"/>
+                <w:b w:val="0"/>
+                <w:i w:val="0"/>
+                <w:color w:val="1C4076"/>
+                <w:sz w:val="18"/>
+              </w:rPr>
+              <w:t>Executive Management</w:t>
+            </w:r>
+          </w:p>
+        </w:tc>
+      </w:tr>
+    </w:tbl>
     <w:sectPr>
       <w:headerReference w:type="default" r:id="rId10"/>
       <w:footerReference w:type="default" r:id="rId11"/>

--- a/docs/files/Disclosure_Committee_Charter__Policy_2026-05.docx
+++ b/docs/files/Disclosure_Committee_Charter__Policy_2026-05.docx
@@ -19,7 +19,7 @@
               <a:graphicData uri="http://schemas.openxmlformats.org/drawingml/2006/picture">
                 <pic:pic>
                   <pic:nvPicPr>
-                    <pic:cNvPr id="0" name="tmpx2w_thqy.png"/>
+                    <pic:cNvPr id="0" name="tmp7iushksi.png"/>
                     <pic:cNvPicPr/>
                   </pic:nvPicPr>
                   <pic:blipFill>
@@ -1891,157 +1891,6 @@
         <w:t>Title and name</w:t>
       </w:r>
     </w:p>
-    <w:p/>
-    <w:tbl>
-      <w:tblPr>
-        <w:tblStyle w:val="TableGrid"/>
-        <w:tblW w:type="auto" w:w="0"/>
-        <w:jc w:val="center"/>
-        <w:tblLook w:firstColumn="1" w:firstRow="1" w:lastColumn="0" w:lastRow="0" w:noHBand="0" w:noVBand="1" w:val="04A0"/>
-      </w:tblPr>
-      <w:tblGrid>
-        <w:gridCol w:w="5103"/>
-        <w:gridCol w:w="5103"/>
-      </w:tblGrid>
-      <w:tr>
-        <w:tc>
-          <w:tcPr>
-            <w:tcW w:type="dxa" w:w="5103"/>
-            <w:shd w:val="clear" w:fill="1C4076"/>
-          </w:tcPr>
-          <w:p>
-            <w:r>
-              <w:rPr>
-                <w:rFonts w:ascii="Avenir Next LT Pro" w:hAnsi="Avenir Next LT Pro"/>
-                <w:b/>
-                <w:i w:val="0"/>
-                <w:color w:val="FFFFFF"/>
-                <w:sz w:val="20"/>
-              </w:rPr>
-              <w:t>Version history</w:t>
-            </w:r>
-          </w:p>
-        </w:tc>
-        <w:tc>
-          <w:tcPr>
-            <w:tcW w:type="dxa" w:w="5103"/>
-            <w:shd w:val="clear" w:fill="1C4076"/>
-          </w:tcPr>
-          <w:p>
-            <w:r>
-              <w:rPr>
-                <w:rFonts w:ascii="Avenir Next LT Pro" w:hAnsi="Avenir Next LT Pro"/>
-                <w:b/>
-                <w:i w:val="0"/>
-                <w:color w:val="FFFFFF"/>
-                <w:sz w:val="20"/>
-              </w:rPr>
-              <w:t>Owner and approver</w:t>
-            </w:r>
-          </w:p>
-        </w:tc>
-      </w:tr>
-      <w:tr>
-        <w:tc>
-          <w:tcPr>
-            <w:tcW w:type="dxa" w:w="5103"/>
-          </w:tcPr>
-          <w:p>
-            <w:r>
-              <w:rPr>
-                <w:rFonts w:ascii="Avenir Next LT Pro" w:hAnsi="Avenir Next LT Pro"/>
-                <w:b/>
-                <w:i w:val="0"/>
-                <w:color w:val="1C4076"/>
-                <w:sz w:val="18"/>
-              </w:rPr>
-              <w:t xml:space="preserve">Version 1: </w:t>
-            </w:r>
-            <w:r>
-              <w:rPr>
-                <w:rFonts w:ascii="Avenir Next LT Pro" w:hAnsi="Avenir Next LT Pro"/>
-                <w:b w:val="0"/>
-                <w:i w:val="0"/>
-                <w:color w:val="1C4076"/>
-                <w:sz w:val="18"/>
-              </w:rPr>
-              <w:t>19-05-2026</w:t>
-            </w:r>
-          </w:p>
-          <w:p>
-            <w:r>
-              <w:rPr>
-                <w:rFonts w:ascii="Avenir Next LT Pro" w:hAnsi="Avenir Next LT Pro"/>
-                <w:b/>
-                <w:i w:val="0"/>
-                <w:color w:val="1C4076"/>
-                <w:sz w:val="18"/>
-              </w:rPr>
-              <w:t xml:space="preserve">Approval date: </w:t>
-            </w:r>
-            <w:r>
-              <w:rPr>
-                <w:rFonts w:ascii="Avenir Next LT Pro" w:hAnsi="Avenir Next LT Pro"/>
-                <w:b w:val="0"/>
-                <w:i w:val="0"/>
-                <w:color w:val="1C4076"/>
-                <w:sz w:val="18"/>
-              </w:rPr>
-              <w:t>19-05-2026</w:t>
-            </w:r>
-          </w:p>
-        </w:tc>
-        <w:tc>
-          <w:tcPr>
-            <w:tcW w:type="dxa" w:w="5103"/>
-          </w:tcPr>
-          <w:p>
-            <w:r>
-              <w:rPr>
-                <w:rFonts w:ascii="Avenir Next LT Pro" w:hAnsi="Avenir Next LT Pro"/>
-                <w:b/>
-                <w:i w:val="0"/>
-                <w:color w:val="1C4076"/>
-                <w:sz w:val="18"/>
-              </w:rPr>
-              <w:t xml:space="preserve">Owner: </w:t>
-            </w:r>
-            <w:r>
-              <w:rPr>
-                <w:rFonts w:ascii="Avenir Next LT Pro" w:hAnsi="Avenir Next LT Pro"/>
-                <w:b w:val="0"/>
-                <w:i w:val="0"/>
-                <w:color w:val="1C4076"/>
-                <w:sz w:val="18"/>
-              </w:rPr>
-              <w:t>—</w:t>
-            </w:r>
-          </w:p>
-          <w:p>
-            <w:r>
-              <w:rPr>
-                <w:rFonts w:ascii="Avenir Next LT Pro" w:hAnsi="Avenir Next LT Pro"/>
-                <w:b/>
-                <w:i w:val="0"/>
-                <w:color w:val="1C4076"/>
-                <w:sz w:val="18"/>
-              </w:rPr>
-              <w:t xml:space="preserve">Approver: </w:t>
-            </w:r>
-            <w:r>
-              <w:rPr>
-                <w:rFonts w:ascii="Avenir Next LT Pro" w:hAnsi="Avenir Next LT Pro"/>
-                <w:b w:val="0"/>
-                <w:i w:val="0"/>
-                <w:color w:val="1C4076"/>
-                <w:sz w:val="18"/>
-              </w:rPr>
-              <w:t>Executive Management</w:t>
-            </w:r>
-          </w:p>
-        </w:tc>
-      </w:tr>
-    </w:tbl>
     <w:sectPr>
       <w:headerReference w:type="default" r:id="rId10"/>
       <w:footerReference w:type="default" r:id="rId11"/>

--- a/docs/files/Disclosure_Committee_Charter__Policy_2026-05.docx
+++ b/docs/files/Disclosure_Committee_Charter__Policy_2026-05.docx
@@ -19,7 +19,7 @@
               <a:graphicData uri="http://schemas.openxmlformats.org/drawingml/2006/picture">
                 <pic:pic>
                   <pic:nvPicPr>
-                    <pic:cNvPr id="0" name="tmp7iushksi.png"/>
+                    <pic:cNvPr id="0" name="tmpp7f97ng9.png"/>
                     <pic:cNvPicPr/>
                   </pic:nvPicPr>
                   <pic:blipFill>
@@ -55,11 +55,7 @@
     <w:p>
       <w:pPr>
         <w:keepNext/>
-        <w:tabs>
-          <w:tab w:pos="708" w:val="left"/>
-        </w:tabs>
         <w:spacing w:before="260" w:after="160"/>
-        <w:ind w:left="708" w:hanging="708"/>
       </w:pPr>
       <w:r>
         <w:rPr>
@@ -69,31 +65,15 @@
           <w:color w:val="1C4076"/>
           <w:sz w:val="28"/>
         </w:rPr>
-        <w:t>1</w:t>
-        <w:tab/>
         <w:t>Establishment and purpose</w:t>
       </w:r>
     </w:p>
     <w:p>
       <w:pPr>
-        <w:tabs>
-          <w:tab w:pos="708" w:val="left"/>
-        </w:tabs>
         <w:spacing w:after="200"/>
-        <w:ind w:left="708" w:hanging="708"/>
+        <w:ind w:left="708" w:firstLine="0"/>
         <w:jc w:val="both"/>
       </w:pPr>
-      <w:r>
-        <w:rPr>
-          <w:rFonts w:ascii="Avenir Next LT Pro" w:hAnsi="Avenir Next LT Pro"/>
-          <w:b w:val="0"/>
-          <w:i w:val="0"/>
-          <w:color w:val="1C4076"/>
-          <w:sz w:val="22"/>
-        </w:rPr>
-        <w:t>1.1</w:t>
-        <w:tab/>
-      </w:r>
       <w:r>
         <w:rPr>
           <w:rFonts w:ascii="Avenir Next LT Pro" w:hAnsi="Avenir Next LT Pro"/>
@@ -107,24 +87,10 @@
     </w:p>
     <w:p>
       <w:pPr>
-        <w:tabs>
-          <w:tab w:pos="708" w:val="left"/>
-        </w:tabs>
         <w:spacing w:after="200"/>
-        <w:ind w:left="708" w:hanging="708"/>
+        <w:ind w:left="708" w:firstLine="0"/>
         <w:jc w:val="both"/>
       </w:pPr>
-      <w:r>
-        <w:rPr>
-          <w:rFonts w:ascii="Avenir Next LT Pro" w:hAnsi="Avenir Next LT Pro"/>
-          <w:b w:val="0"/>
-          <w:i w:val="0"/>
-          <w:color w:val="1C4076"/>
-          <w:sz w:val="22"/>
-        </w:rPr>
-        <w:t>1.2</w:t>
-        <w:tab/>
-      </w:r>
       <w:r>
         <w:rPr>
           <w:rFonts w:ascii="Avenir Next LT Pro" w:hAnsi="Avenir Next LT Pro"/>
@@ -138,24 +104,10 @@
     </w:p>
     <w:p>
       <w:pPr>
-        <w:tabs>
-          <w:tab w:pos="708" w:val="left"/>
-        </w:tabs>
         <w:spacing w:after="200"/>
-        <w:ind w:left="708" w:hanging="708"/>
+        <w:ind w:left="708" w:firstLine="0"/>
         <w:jc w:val="both"/>
       </w:pPr>
-      <w:r>
-        <w:rPr>
-          <w:rFonts w:ascii="Avenir Next LT Pro" w:hAnsi="Avenir Next LT Pro"/>
-          <w:b w:val="0"/>
-          <w:i w:val="0"/>
-          <w:color w:val="1C4076"/>
-          <w:sz w:val="22"/>
-        </w:rPr>
-        <w:t>1.3</w:t>
-        <w:tab/>
-      </w:r>
       <w:r>
         <w:rPr>
           <w:rFonts w:ascii="Avenir Next LT Pro" w:hAnsi="Avenir Next LT Pro"/>
@@ -169,24 +121,10 @@
     </w:p>
     <w:p>
       <w:pPr>
-        <w:tabs>
-          <w:tab w:pos="708" w:val="left"/>
-        </w:tabs>
         <w:spacing w:after="200"/>
-        <w:ind w:left="708" w:hanging="708"/>
+        <w:ind w:left="708" w:firstLine="0"/>
         <w:jc w:val="both"/>
       </w:pPr>
-      <w:r>
-        <w:rPr>
-          <w:rFonts w:ascii="Avenir Next LT Pro" w:hAnsi="Avenir Next LT Pro"/>
-          <w:b w:val="0"/>
-          <w:i w:val="0"/>
-          <w:color w:val="1C4076"/>
-          <w:sz w:val="22"/>
-        </w:rPr>
-        <w:t>1.4</w:t>
-        <w:tab/>
-      </w:r>
       <w:r>
         <w:rPr>
           <w:rFonts w:ascii="Avenir Next LT Pro" w:hAnsi="Avenir Next LT Pro"/>
@@ -220,24 +158,10 @@
     </w:p>
     <w:p>
       <w:pPr>
-        <w:tabs>
-          <w:tab w:pos="708" w:val="left"/>
-        </w:tabs>
         <w:spacing w:after="200"/>
-        <w:ind w:left="708" w:hanging="708"/>
+        <w:ind w:left="708" w:firstLine="0"/>
         <w:jc w:val="both"/>
       </w:pPr>
-      <w:r>
-        <w:rPr>
-          <w:rFonts w:ascii="Avenir Next LT Pro" w:hAnsi="Avenir Next LT Pro"/>
-          <w:b w:val="0"/>
-          <w:i w:val="0"/>
-          <w:color w:val="1C4076"/>
-          <w:sz w:val="22"/>
-        </w:rPr>
-        <w:t>1.5</w:t>
-        <w:tab/>
-      </w:r>
       <w:r>
         <w:rPr>
           <w:rFonts w:ascii="Avenir Next LT Pro" w:hAnsi="Avenir Next LT Pro"/>
@@ -272,11 +196,7 @@
     <w:p>
       <w:pPr>
         <w:keepNext/>
-        <w:tabs>
-          <w:tab w:pos="708" w:val="left"/>
-        </w:tabs>
         <w:spacing w:before="260" w:after="160"/>
-        <w:ind w:left="708" w:hanging="708"/>
       </w:pPr>
       <w:r>
         <w:rPr>
@@ -286,8 +206,6 @@
           <w:color w:val="1C4076"/>
           <w:sz w:val="28"/>
         </w:rPr>
-        <w:t>2</w:t>
-        <w:tab/>
         <w:t>Members</w:t>
       </w:r>
     </w:p>
@@ -328,11 +246,7 @@
     <w:p>
       <w:pPr>
         <w:keepNext/>
-        <w:tabs>
-          <w:tab w:pos="708" w:val="left"/>
-        </w:tabs>
         <w:spacing w:before="260" w:after="160"/>
-        <w:ind w:left="708" w:hanging="708"/>
       </w:pPr>
       <w:r>
         <w:rPr>
@@ -342,8 +256,6 @@
           <w:color w:val="1C4076"/>
           <w:sz w:val="28"/>
         </w:rPr>
-        <w:t>3</w:t>
-        <w:tab/>
         <w:t>Assignments</w:t>
       </w:r>
     </w:p>
@@ -816,11 +728,7 @@
     <w:p>
       <w:pPr>
         <w:keepNext/>
-        <w:tabs>
-          <w:tab w:pos="708" w:val="left"/>
-        </w:tabs>
         <w:spacing w:before="260" w:after="160"/>
-        <w:ind w:left="708" w:hanging="708"/>
       </w:pPr>
       <w:r>
         <w:rPr>
@@ -830,8 +738,6 @@
           <w:color w:val="1C4076"/>
           <w:sz w:val="28"/>
         </w:rPr>
-        <w:t>4</w:t>
-        <w:tab/>
         <w:t>Meetings</w:t>
       </w:r>
     </w:p>
@@ -923,11 +829,7 @@
     <w:p>
       <w:pPr>
         <w:keepNext/>
-        <w:tabs>
-          <w:tab w:pos="708" w:val="left"/>
-        </w:tabs>
         <w:spacing w:before="260" w:after="160"/>
-        <w:ind w:left="708" w:hanging="708"/>
       </w:pPr>
       <w:r>
         <w:rPr>
@@ -937,8 +839,6 @@
           <w:color w:val="1C4076"/>
           <w:sz w:val="28"/>
         </w:rPr>
-        <w:t>5</w:t>
-        <w:tab/>
         <w:t>Reporting</w:t>
       </w:r>
     </w:p>
@@ -962,11 +862,7 @@
     <w:p>
       <w:pPr>
         <w:keepNext/>
-        <w:tabs>
-          <w:tab w:pos="708" w:val="left"/>
-        </w:tabs>
         <w:spacing w:before="260" w:after="160"/>
-        <w:ind w:left="708" w:hanging="708"/>
       </w:pPr>
       <w:r>
         <w:rPr>
@@ -976,8 +872,6 @@
           <w:color w:val="1C4076"/>
           <w:sz w:val="28"/>
         </w:rPr>
-        <w:t>6</w:t>
-        <w:tab/>
         <w:t>Confidentiality</w:t>
       </w:r>
     </w:p>
@@ -1001,11 +895,7 @@
     <w:p>
       <w:pPr>
         <w:keepNext/>
-        <w:tabs>
-          <w:tab w:pos="708" w:val="left"/>
-        </w:tabs>
         <w:spacing w:before="260" w:after="160"/>
-        <w:ind w:left="708" w:hanging="708"/>
       </w:pPr>
       <w:r>
         <w:rPr>
@@ -1015,8 +905,6 @@
           <w:color w:val="1C4076"/>
           <w:sz w:val="28"/>
         </w:rPr>
-        <w:t>7</w:t>
-        <w:tab/>
         <w:t>Review of Charter</w:t>
       </w:r>
     </w:p>
@@ -1057,11 +945,7 @@
     <w:p>
       <w:pPr>
         <w:keepNext/>
-        <w:tabs>
-          <w:tab w:pos="708" w:val="left"/>
-        </w:tabs>
         <w:spacing w:before="260" w:after="160"/>
-        <w:ind w:left="708" w:hanging="708"/>
       </w:pPr>
       <w:r>
         <w:rPr>
@@ -1071,8 +955,6 @@
           <w:color w:val="1C4076"/>
           <w:sz w:val="28"/>
         </w:rPr>
-        <w:t>8</w:t>
-        <w:tab/>
         <w:t>Schedule 1 – Definition of Inside Information</w:t>
       </w:r>
     </w:p>
@@ -1196,11 +1078,7 @@
     <w:p>
       <w:pPr>
         <w:keepNext/>
-        <w:tabs>
-          <w:tab w:pos="708" w:val="left"/>
-        </w:tabs>
         <w:spacing w:before="260" w:after="160"/>
-        <w:ind w:left="708" w:hanging="708"/>
       </w:pPr>
       <w:r>
         <w:rPr>
@@ -1210,8 +1088,6 @@
           <w:color w:val="1C4076"/>
           <w:sz w:val="28"/>
         </w:rPr>
-        <w:t>9</w:t>
-        <w:tab/>
         <w:t>Schedule 2 – Log for monitoring events or circumstances which may constitute Inside Information</w:t>
       </w:r>
     </w:p>
@@ -1679,11 +1555,7 @@
     <w:p>
       <w:pPr>
         <w:keepNext/>
-        <w:tabs>
-          <w:tab w:pos="708" w:val="left"/>
-        </w:tabs>
         <w:spacing w:before="260" w:after="160"/>
-        <w:ind w:left="708" w:hanging="708"/>
       </w:pPr>
       <w:r>
         <w:rPr>
@@ -1693,8 +1565,6 @@
           <w:color w:val="1C4076"/>
           <w:sz w:val="28"/>
         </w:rPr>
-        <w:t>10</w:t>
-        <w:tab/>
         <w:t>Schedule 3 – Notification of delayed disclosure of Inside Information</w:t>
       </w:r>
     </w:p>

--- a/docs/files/Disclosure_Committee_Charter__Policy_2026-05.docx
+++ b/docs/files/Disclosure_Committee_Charter__Policy_2026-05.docx
@@ -19,7 +19,7 @@
               <a:graphicData uri="http://schemas.openxmlformats.org/drawingml/2006/picture">
                 <pic:pic>
                   <pic:nvPicPr>
-                    <pic:cNvPr id="0" name="tmpp7f97ng9.png"/>
+                    <pic:cNvPr id="0" name="tmpupku5wc2.png"/>
                     <pic:cNvPicPr/>
                   </pic:nvPicPr>
                   <pic:blipFill>
@@ -55,7 +55,11 @@
     <w:p>
       <w:pPr>
         <w:keepNext/>
+        <w:tabs>
+          <w:tab w:pos="708" w:val="left"/>
+        </w:tabs>
         <w:spacing w:before="260" w:after="160"/>
+        <w:ind w:left="708" w:hanging="708"/>
       </w:pPr>
       <w:r>
         <w:rPr>
@@ -65,15 +69,31 @@
           <w:color w:val="1C4076"/>
           <w:sz w:val="28"/>
         </w:rPr>
+        <w:t>1</w:t>
+        <w:tab/>
         <w:t>Establishment and purpose</w:t>
       </w:r>
     </w:p>
     <w:p>
       <w:pPr>
+        <w:tabs>
+          <w:tab w:pos="708" w:val="left"/>
+        </w:tabs>
         <w:spacing w:after="200"/>
-        <w:ind w:left="708" w:firstLine="0"/>
+        <w:ind w:left="708" w:hanging="708"/>
         <w:jc w:val="both"/>
       </w:pPr>
+      <w:r>
+        <w:rPr>
+          <w:rFonts w:ascii="Avenir Next LT Pro" w:hAnsi="Avenir Next LT Pro"/>
+          <w:b w:val="0"/>
+          <w:i w:val="0"/>
+          <w:color w:val="1C4076"/>
+          <w:sz w:val="22"/>
+        </w:rPr>
+        <w:t>1.1</w:t>
+        <w:tab/>
+      </w:r>
       <w:r>
         <w:rPr>
           <w:rFonts w:ascii="Avenir Next LT Pro" w:hAnsi="Avenir Next LT Pro"/>
@@ -87,10 +107,24 @@
     </w:p>
     <w:p>
       <w:pPr>
+        <w:tabs>
+          <w:tab w:pos="708" w:val="left"/>
+        </w:tabs>
         <w:spacing w:after="200"/>
-        <w:ind w:left="708" w:firstLine="0"/>
+        <w:ind w:left="708" w:hanging="708"/>
         <w:jc w:val="both"/>
       </w:pPr>
+      <w:r>
+        <w:rPr>
+          <w:rFonts w:ascii="Avenir Next LT Pro" w:hAnsi="Avenir Next LT Pro"/>
+          <w:b w:val="0"/>
+          <w:i w:val="0"/>
+          <w:color w:val="1C4076"/>
+          <w:sz w:val="22"/>
+        </w:rPr>
+        <w:t>1.2</w:t>
+        <w:tab/>
+      </w:r>
       <w:r>
         <w:rPr>
           <w:rFonts w:ascii="Avenir Next LT Pro" w:hAnsi="Avenir Next LT Pro"/>
@@ -104,10 +138,24 @@
     </w:p>
     <w:p>
       <w:pPr>
+        <w:tabs>
+          <w:tab w:pos="708" w:val="left"/>
+        </w:tabs>
         <w:spacing w:after="200"/>
-        <w:ind w:left="708" w:firstLine="0"/>
+        <w:ind w:left="708" w:hanging="708"/>
         <w:jc w:val="both"/>
       </w:pPr>
+      <w:r>
+        <w:rPr>
+          <w:rFonts w:ascii="Avenir Next LT Pro" w:hAnsi="Avenir Next LT Pro"/>
+          <w:b w:val="0"/>
+          <w:i w:val="0"/>
+          <w:color w:val="1C4076"/>
+          <w:sz w:val="22"/>
+        </w:rPr>
+        <w:t>1.3</w:t>
+        <w:tab/>
+      </w:r>
       <w:r>
         <w:rPr>
           <w:rFonts w:ascii="Avenir Next LT Pro" w:hAnsi="Avenir Next LT Pro"/>
@@ -121,10 +169,24 @@
     </w:p>
     <w:p>
       <w:pPr>
+        <w:tabs>
+          <w:tab w:pos="708" w:val="left"/>
+        </w:tabs>
         <w:spacing w:after="200"/>
-        <w:ind w:left="708" w:firstLine="0"/>
+        <w:ind w:left="708" w:hanging="708"/>
         <w:jc w:val="both"/>
       </w:pPr>
+      <w:r>
+        <w:rPr>
+          <w:rFonts w:ascii="Avenir Next LT Pro" w:hAnsi="Avenir Next LT Pro"/>
+          <w:b w:val="0"/>
+          <w:i w:val="0"/>
+          <w:color w:val="1C4076"/>
+          <w:sz w:val="22"/>
+        </w:rPr>
+        <w:t>1.4</w:t>
+        <w:tab/>
+      </w:r>
       <w:r>
         <w:rPr>
           <w:rFonts w:ascii="Avenir Next LT Pro" w:hAnsi="Avenir Next LT Pro"/>
@@ -158,10 +220,24 @@
     </w:p>
     <w:p>
       <w:pPr>
+        <w:tabs>
+          <w:tab w:pos="708" w:val="left"/>
+        </w:tabs>
         <w:spacing w:after="200"/>
-        <w:ind w:left="708" w:firstLine="0"/>
+        <w:ind w:left="708" w:hanging="708"/>
         <w:jc w:val="both"/>
       </w:pPr>
+      <w:r>
+        <w:rPr>
+          <w:rFonts w:ascii="Avenir Next LT Pro" w:hAnsi="Avenir Next LT Pro"/>
+          <w:b w:val="0"/>
+          <w:i w:val="0"/>
+          <w:color w:val="1C4076"/>
+          <w:sz w:val="22"/>
+        </w:rPr>
+        <w:t>1.5</w:t>
+        <w:tab/>
+      </w:r>
       <w:r>
         <w:rPr>
           <w:rFonts w:ascii="Avenir Next LT Pro" w:hAnsi="Avenir Next LT Pro"/>
@@ -196,7 +272,11 @@
     <w:p>
       <w:pPr>
         <w:keepNext/>
+        <w:tabs>
+          <w:tab w:pos="708" w:val="left"/>
+        </w:tabs>
         <w:spacing w:before="260" w:after="160"/>
+        <w:ind w:left="708" w:hanging="708"/>
       </w:pPr>
       <w:r>
         <w:rPr>
@@ -206,6 +286,8 @@
           <w:color w:val="1C4076"/>
           <w:sz w:val="28"/>
         </w:rPr>
+        <w:t>2</w:t>
+        <w:tab/>
         <w:t>Members</w:t>
       </w:r>
     </w:p>
@@ -246,7 +328,11 @@
     <w:p>
       <w:pPr>
         <w:keepNext/>
+        <w:tabs>
+          <w:tab w:pos="708" w:val="left"/>
+        </w:tabs>
         <w:spacing w:before="260" w:after="160"/>
+        <w:ind w:left="708" w:hanging="708"/>
       </w:pPr>
       <w:r>
         <w:rPr>
@@ -256,6 +342,8 @@
           <w:color w:val="1C4076"/>
           <w:sz w:val="28"/>
         </w:rPr>
+        <w:t>3</w:t>
+        <w:tab/>
         <w:t>Assignments</w:t>
       </w:r>
     </w:p>
@@ -728,7 +816,11 @@
     <w:p>
       <w:pPr>
         <w:keepNext/>
+        <w:tabs>
+          <w:tab w:pos="708" w:val="left"/>
+        </w:tabs>
         <w:spacing w:before="260" w:after="160"/>
+        <w:ind w:left="708" w:hanging="708"/>
       </w:pPr>
       <w:r>
         <w:rPr>
@@ -738,6 +830,8 @@
           <w:color w:val="1C4076"/>
           <w:sz w:val="28"/>
         </w:rPr>
+        <w:t>4</w:t>
+        <w:tab/>
         <w:t>Meetings</w:t>
       </w:r>
     </w:p>
@@ -829,7 +923,11 @@
     <w:p>
       <w:pPr>
         <w:keepNext/>
+        <w:tabs>
+          <w:tab w:pos="708" w:val="left"/>
+        </w:tabs>
         <w:spacing w:before="260" w:after="160"/>
+        <w:ind w:left="708" w:hanging="708"/>
       </w:pPr>
       <w:r>
         <w:rPr>
@@ -839,6 +937,8 @@
           <w:color w:val="1C4076"/>
           <w:sz w:val="28"/>
         </w:rPr>
+        <w:t>5</w:t>
+        <w:tab/>
         <w:t>Reporting</w:t>
       </w:r>
     </w:p>
@@ -862,7 +962,11 @@
     <w:p>
       <w:pPr>
         <w:keepNext/>
+        <w:tabs>
+          <w:tab w:pos="708" w:val="left"/>
+        </w:tabs>
         <w:spacing w:before="260" w:after="160"/>
+        <w:ind w:left="708" w:hanging="708"/>
       </w:pPr>
       <w:r>
         <w:rPr>
@@ -872,6 +976,8 @@
           <w:color w:val="1C4076"/>
           <w:sz w:val="28"/>
         </w:rPr>
+        <w:t>6</w:t>
+        <w:tab/>
         <w:t>Confidentiality</w:t>
       </w:r>
     </w:p>
@@ -895,7 +1001,11 @@
     <w:p>
       <w:pPr>
         <w:keepNext/>
+        <w:tabs>
+          <w:tab w:pos="708" w:val="left"/>
+        </w:tabs>
         <w:spacing w:before="260" w:after="160"/>
+        <w:ind w:left="708" w:hanging="708"/>
       </w:pPr>
       <w:r>
         <w:rPr>
@@ -905,6 +1015,8 @@
           <w:color w:val="1C4076"/>
           <w:sz w:val="28"/>
         </w:rPr>
+        <w:t>7</w:t>
+        <w:tab/>
         <w:t>Review of Charter</w:t>
       </w:r>
     </w:p>
@@ -945,7 +1057,11 @@
     <w:p>
       <w:pPr>
         <w:keepNext/>
+        <w:tabs>
+          <w:tab w:pos="708" w:val="left"/>
+        </w:tabs>
         <w:spacing w:before="260" w:after="160"/>
+        <w:ind w:left="708" w:hanging="708"/>
       </w:pPr>
       <w:r>
         <w:rPr>
@@ -955,6 +1071,8 @@
           <w:color w:val="1C4076"/>
           <w:sz w:val="28"/>
         </w:rPr>
+        <w:t>8</w:t>
+        <w:tab/>
         <w:t>Schedule 1 – Definition of Inside Information</w:t>
       </w:r>
     </w:p>
@@ -1078,7 +1196,11 @@
     <w:p>
       <w:pPr>
         <w:keepNext/>
+        <w:tabs>
+          <w:tab w:pos="708" w:val="left"/>
+        </w:tabs>
         <w:spacing w:before="260" w:after="160"/>
+        <w:ind w:left="708" w:hanging="708"/>
       </w:pPr>
       <w:r>
         <w:rPr>
@@ -1088,6 +1210,8 @@
           <w:color w:val="1C4076"/>
           <w:sz w:val="28"/>
         </w:rPr>
+        <w:t>9</w:t>
+        <w:tab/>
         <w:t>Schedule 2 – Log for monitoring events or circumstances which may constitute Inside Information</w:t>
       </w:r>
     </w:p>
@@ -1555,7 +1679,11 @@
     <w:p>
       <w:pPr>
         <w:keepNext/>
+        <w:tabs>
+          <w:tab w:pos="708" w:val="left"/>
+        </w:tabs>
         <w:spacing w:before="260" w:after="160"/>
+        <w:ind w:left="708" w:hanging="708"/>
       </w:pPr>
       <w:r>
         <w:rPr>
@@ -1565,6 +1693,8 @@
           <w:color w:val="1C4076"/>
           <w:sz w:val="28"/>
         </w:rPr>
+        <w:t>10</w:t>
+        <w:tab/>
         <w:t>Schedule 3 – Notification of delayed disclosure of Inside Information</w:t>
       </w:r>
     </w:p>

--- a/docs/files/Disclosure_Committee_Charter__Policy_2026-05.docx
+++ b/docs/files/Disclosure_Committee_Charter__Policy_2026-05.docx
@@ -19,7 +19,7 @@
               <a:graphicData uri="http://schemas.openxmlformats.org/drawingml/2006/picture">
                 <pic:pic>
                   <pic:nvPicPr>
-                    <pic:cNvPr id="0" name="tmpupku5wc2.png"/>
+                    <pic:cNvPr id="0" name="tmpzx_iixua.png"/>
                     <pic:cNvPicPr/>
                   </pic:nvPicPr>
                   <pic:blipFill>
@@ -293,10 +293,24 @@
     </w:p>
     <w:p>
       <w:pPr>
+        <w:tabs>
+          <w:tab w:pos="708" w:val="left"/>
+        </w:tabs>
         <w:spacing w:after="200"/>
-        <w:ind w:left="708" w:firstLine="0"/>
+        <w:ind w:left="708" w:hanging="708"/>
         <w:jc w:val="both"/>
       </w:pPr>
+      <w:r>
+        <w:rPr>
+          <w:rFonts w:ascii="Avenir Next LT Pro" w:hAnsi="Avenir Next LT Pro"/>
+          <w:b w:val="0"/>
+          <w:i w:val="0"/>
+          <w:color w:val="1C4076"/>
+          <w:sz w:val="22"/>
+        </w:rPr>
+        <w:t>2.1</w:t>
+        <w:tab/>
+      </w:r>
       <w:r>
         <w:rPr>
           <w:rFonts w:ascii="Avenir Next LT Pro" w:hAnsi="Avenir Next LT Pro"/>
@@ -310,10 +324,24 @@
     </w:p>
     <w:p>
       <w:pPr>
+        <w:tabs>
+          <w:tab w:pos="708" w:val="left"/>
+        </w:tabs>
         <w:spacing w:after="200"/>
-        <w:ind w:left="708" w:firstLine="0"/>
+        <w:ind w:left="708" w:hanging="708"/>
         <w:jc w:val="both"/>
       </w:pPr>
+      <w:r>
+        <w:rPr>
+          <w:rFonts w:ascii="Avenir Next LT Pro" w:hAnsi="Avenir Next LT Pro"/>
+          <w:b w:val="0"/>
+          <w:i w:val="0"/>
+          <w:color w:val="1C4076"/>
+          <w:sz w:val="22"/>
+        </w:rPr>
+        <w:t>2.2</w:t>
+        <w:tab/>
+      </w:r>
       <w:r>
         <w:rPr>
           <w:rFonts w:ascii="Avenir Next LT Pro" w:hAnsi="Avenir Next LT Pro"/>
@@ -366,10 +394,24 @@
     </w:p>
     <w:p>
       <w:pPr>
+        <w:tabs>
+          <w:tab w:pos="708" w:val="left"/>
+        </w:tabs>
         <w:spacing w:after="200"/>
-        <w:ind w:left="708" w:firstLine="0"/>
+        <w:ind w:left="708" w:hanging="708"/>
         <w:jc w:val="both"/>
       </w:pPr>
+      <w:r>
+        <w:rPr>
+          <w:rFonts w:ascii="Avenir Next LT Pro" w:hAnsi="Avenir Next LT Pro"/>
+          <w:b w:val="0"/>
+          <w:i w:val="0"/>
+          <w:color w:val="1C4076"/>
+          <w:sz w:val="22"/>
+        </w:rPr>
+        <w:t>3.1</w:t>
+        <w:tab/>
+      </w:r>
       <w:r>
         <w:rPr>
           <w:rFonts w:ascii="Avenir Next LT Pro" w:hAnsi="Avenir Next LT Pro"/>
@@ -383,8 +425,11 @@
     </w:p>
     <w:p>
       <w:pPr>
-        <w:pStyle w:val="ListBullet"/>
+        <w:tabs>
+          <w:tab w:pos="1416" w:val="left"/>
+        </w:tabs>
         <w:spacing w:after="80"/>
+        <w:ind w:left="1416" w:hanging="708"/>
       </w:pPr>
       <w:r>
         <w:rPr>
@@ -394,13 +439,18 @@
           <w:color w:val="1C4076"/>
           <w:sz w:val="22"/>
         </w:rPr>
+        <w:t>(a)</w:t>
+        <w:tab/>
         <w:t>Assist the Executive Management with establishing internal procedures to ensure that events or circumstances which may constitute Inside Information are reported to a member of the Disclosure Committee or the Executive Management and ensure that procedures are in place for timely updates on material developments of such matters.</w:t>
       </w:r>
     </w:p>
     <w:p>
       <w:pPr>
-        <w:pStyle w:val="ListBullet"/>
+        <w:tabs>
+          <w:tab w:pos="1416" w:val="left"/>
+        </w:tabs>
         <w:spacing w:after="80"/>
+        <w:ind w:left="1416" w:hanging="708"/>
       </w:pPr>
       <w:r>
         <w:rPr>
@@ -410,13 +460,18 @@
           <w:color w:val="1C4076"/>
           <w:sz w:val="22"/>
         </w:rPr>
+        <w:t>(b)</w:t>
+        <w:tab/>
         <w:t>Ensure establishment of confidentiality lists for events or circumstances which are likely to become Inside Information and that an Ad-Hoc Insider List is set up when it is determined that the matter constitutes Inside Information. For the avoidance of doubt, an Ad-Hoc Insider List must always be set up even in the event that only persons on the Permanent Insider List are in possession of the specific piece of Inside Information. If only persons included on the Permanent Insider List has access to the Inside Information, the Ad-Hoc Insider List can be left blank except for the description of the specific piece of Inside Information to which the Ad-Hoc Insider List relates.</w:t>
       </w:r>
     </w:p>
     <w:p>
       <w:pPr>
-        <w:pStyle w:val="ListBullet"/>
+        <w:tabs>
+          <w:tab w:pos="1416" w:val="left"/>
+        </w:tabs>
         <w:spacing w:after="80"/>
+        <w:ind w:left="1416" w:hanging="708"/>
       </w:pPr>
       <w:r>
         <w:rPr>
@@ -426,14 +481,31 @@
           <w:color w:val="1C4076"/>
           <w:sz w:val="22"/>
         </w:rPr>
+        <w:t>(c)</w:t>
+        <w:tab/>
         <w:t>Monitor and review developments of material events and circumstances to assess whether the matter constitutes Inside Information.</w:t>
       </w:r>
     </w:p>
     <w:p>
       <w:pPr>
+        <w:tabs>
+          <w:tab w:pos="708" w:val="left"/>
+        </w:tabs>
         <w:spacing w:after="200"/>
+        <w:ind w:left="708" w:hanging="708"/>
         <w:jc w:val="both"/>
       </w:pPr>
+      <w:r>
+        <w:rPr>
+          <w:rFonts w:ascii="Avenir Next LT Pro" w:hAnsi="Avenir Next LT Pro"/>
+          <w:b w:val="0"/>
+          <w:i w:val="0"/>
+          <w:color w:val="1C4076"/>
+          <w:sz w:val="22"/>
+        </w:rPr>
+        <w:t>3.2</w:t>
+        <w:tab/>
+      </w:r>
       <w:r>
         <w:rPr>
           <w:rFonts w:ascii="Avenir Next LT Pro" w:hAnsi="Avenir Next LT Pro"/>
@@ -447,8 +519,11 @@
     </w:p>
     <w:p>
       <w:pPr>
-        <w:pStyle w:val="ListBullet"/>
+        <w:tabs>
+          <w:tab w:pos="1416" w:val="left"/>
+        </w:tabs>
         <w:spacing w:after="80"/>
+        <w:ind w:left="1416" w:hanging="708"/>
       </w:pPr>
       <w:r>
         <w:rPr>
@@ -458,14 +533,31 @@
           <w:color w:val="1C4076"/>
           <w:sz w:val="22"/>
         </w:rPr>
+        <w:t>(a)</w:t>
+        <w:tab/>
         <w:t>Consider whether an announcement of Inside Information is required to be published immediately or whether it would be permissible to delay the disclosure of Inside Information. If it is considered to recommend delaying disclosure, the Disclosure Committee shall follow the procedure set out in section 3.3 below.</w:t>
       </w:r>
     </w:p>
     <w:p>
       <w:pPr>
+        <w:tabs>
+          <w:tab w:pos="708" w:val="left"/>
+        </w:tabs>
         <w:spacing w:after="200"/>
+        <w:ind w:left="708" w:hanging="708"/>
         <w:jc w:val="both"/>
       </w:pPr>
+      <w:r>
+        <w:rPr>
+          <w:rFonts w:ascii="Avenir Next LT Pro" w:hAnsi="Avenir Next LT Pro"/>
+          <w:b w:val="0"/>
+          <w:i w:val="0"/>
+          <w:color w:val="1C4076"/>
+          <w:sz w:val="22"/>
+        </w:rPr>
+        <w:t>3.3</w:t>
+        <w:tab/>
+      </w:r>
       <w:r>
         <w:rPr>
           <w:rFonts w:ascii="Avenir Next LT Pro" w:hAnsi="Avenir Next LT Pro"/>
@@ -479,8 +571,11 @@
     </w:p>
     <w:p>
       <w:pPr>
-        <w:pStyle w:val="ListBullet"/>
+        <w:tabs>
+          <w:tab w:pos="1416" w:val="left"/>
+        </w:tabs>
         <w:spacing w:after="80"/>
+        <w:ind w:left="1416" w:hanging="708"/>
       </w:pPr>
       <w:r>
         <w:rPr>
@@ -490,13 +585,18 @@
           <w:color w:val="1C4076"/>
           <w:sz w:val="22"/>
         </w:rPr>
+        <w:t>(a)</w:t>
+        <w:tab/>
         <w:t>Applicable from 5 June 2026, consider whether the Inside Information is deemed part of a protracted process, in which case disclosure may not be triggered until the final event or circumstance has occurred. In such case the rules on delay of disclosure do not apply, however rules on insider lists, insider trading and leakage statements continue to apply.</w:t>
       </w:r>
     </w:p>
     <w:p>
       <w:pPr>
-        <w:pStyle w:val="ListBullet"/>
+        <w:tabs>
+          <w:tab w:pos="1416" w:val="left"/>
+        </w:tabs>
         <w:spacing w:after="80"/>
+        <w:ind w:left="1416" w:hanging="708"/>
       </w:pPr>
       <w:r>
         <w:rPr>
@@ -506,13 +606,18 @@
           <w:color w:val="1C4076"/>
           <w:sz w:val="22"/>
         </w:rPr>
+        <w:t>(b)</w:t>
+        <w:tab/>
         <w:t>Consider and present a recommendation to the Executive Management and, if relevant, the Chair of the Board of Directors on whether conditions for delay of disclosure are satisfied, including (i) identify the legitimate interests of the Company that are likely to be prejudiced by immediate disclosure, (ii) establish that the delay of disclosure is not likely to mislead the public, and (iii) confirm that the Company has taken adequate measures to ensure the confidentiality of the information.</w:t>
       </w:r>
     </w:p>
     <w:p>
       <w:pPr>
-        <w:pStyle w:val="ListBullet"/>
+        <w:tabs>
+          <w:tab w:pos="1416" w:val="left"/>
+        </w:tabs>
         <w:spacing w:after="80"/>
+        <w:ind w:left="1416" w:hanging="708"/>
       </w:pPr>
       <w:r>
         <w:rPr>
@@ -522,13 +627,18 @@
           <w:color w:val="1C4076"/>
           <w:sz w:val="22"/>
         </w:rPr>
+        <w:t>(c)</w:t>
+        <w:tab/>
         <w:t>Consider and record the date and time when the information is considered Inside Information.</w:t>
       </w:r>
     </w:p>
     <w:p>
       <w:pPr>
-        <w:pStyle w:val="ListBullet"/>
+        <w:tabs>
+          <w:tab w:pos="1416" w:val="left"/>
+        </w:tabs>
         <w:spacing w:after="80"/>
+        <w:ind w:left="1416" w:hanging="708"/>
       </w:pPr>
       <w:r>
         <w:rPr>
@@ -538,13 +648,18 @@
           <w:color w:val="1C4076"/>
           <w:sz w:val="22"/>
         </w:rPr>
+        <w:t>(d)</w:t>
+        <w:tab/>
         <w:t>Consider when the Inside Information is likely to be disclosed.</w:t>
       </w:r>
     </w:p>
     <w:p>
       <w:pPr>
-        <w:pStyle w:val="ListBullet"/>
+        <w:tabs>
+          <w:tab w:pos="1416" w:val="left"/>
+        </w:tabs>
         <w:spacing w:after="80"/>
+        <w:ind w:left="1416" w:hanging="708"/>
       </w:pPr>
       <w:r>
         <w:rPr>
@@ -554,13 +669,18 @@
           <w:color w:val="1C4076"/>
           <w:sz w:val="22"/>
         </w:rPr>
+        <w:t>(e)</w:t>
+        <w:tab/>
         <w:t>Prepare and continuously update the Log set out in Schedule 2, and ensure ongoing monitoring of the conditions for delay, including instructions of relevant employees to provide relevant updates to the Disclosure Committee.</w:t>
       </w:r>
     </w:p>
     <w:p>
       <w:pPr>
-        <w:pStyle w:val="ListBullet"/>
+        <w:tabs>
+          <w:tab w:pos="1416" w:val="left"/>
+        </w:tabs>
         <w:spacing w:after="80"/>
+        <w:ind w:left="1416" w:hanging="708"/>
       </w:pPr>
       <w:r>
         <w:rPr>
@@ -570,13 +690,18 @@
           <w:color w:val="1C4076"/>
           <w:sz w:val="22"/>
         </w:rPr>
+        <w:t>(f)</w:t>
+        <w:tab/>
         <w:t>Ensure that a draft leakage announcement is prepared, if relevant.</w:t>
       </w:r>
     </w:p>
     <w:p>
       <w:pPr>
-        <w:pStyle w:val="ListBullet"/>
+        <w:tabs>
+          <w:tab w:pos="1416" w:val="left"/>
+        </w:tabs>
         <w:spacing w:after="80"/>
+        <w:ind w:left="1416" w:hanging="708"/>
       </w:pPr>
       <w:r>
         <w:rPr>
@@ -586,14 +711,31 @@
           <w:color w:val="1C4076"/>
           <w:sz w:val="22"/>
         </w:rPr>
+        <w:t>(g)</w:t>
+        <w:tab/>
         <w:t>Assist on disclosure of the leakage announcement or full announcement in the event of a leakage of Inside Information of which disclosure has been delayed or a sufficiently accurate market rumour regarding such Inside Information.</w:t>
       </w:r>
     </w:p>
     <w:p>
       <w:pPr>
+        <w:tabs>
+          <w:tab w:pos="708" w:val="left"/>
+        </w:tabs>
         <w:spacing w:after="200"/>
+        <w:ind w:left="708" w:hanging="708"/>
         <w:jc w:val="both"/>
       </w:pPr>
+      <w:r>
+        <w:rPr>
+          <w:rFonts w:ascii="Avenir Next LT Pro" w:hAnsi="Avenir Next LT Pro"/>
+          <w:b w:val="0"/>
+          <w:i w:val="0"/>
+          <w:color w:val="1C4076"/>
+          <w:sz w:val="22"/>
+        </w:rPr>
+        <w:t>3.4</w:t>
+        <w:tab/>
+      </w:r>
       <w:r>
         <w:rPr>
           <w:rFonts w:ascii="Avenir Next LT Pro" w:hAnsi="Avenir Next LT Pro"/>
@@ -607,8 +749,11 @@
     </w:p>
     <w:p>
       <w:pPr>
-        <w:pStyle w:val="ListBullet"/>
+        <w:tabs>
+          <w:tab w:pos="1416" w:val="left"/>
+        </w:tabs>
         <w:spacing w:after="80"/>
+        <w:ind w:left="1416" w:hanging="708"/>
       </w:pPr>
       <w:r>
         <w:rPr>
@@ -618,14 +763,31 @@
           <w:color w:val="1C4076"/>
           <w:sz w:val="22"/>
         </w:rPr>
+        <w:t>(a)</w:t>
+        <w:tab/>
         <w:t>For as long as the Company has a controlling shareholder with a separate listing, it is likely that any Inside Information within the Company will also constitute Inside Information within the controlling shareholder. To the extent possible and legally permissible, the Company shall seek to coordinate with the controlling shareholder in terms of release of company announcements containing Inside Information, or, as a minimum, inform the controlling shareholder of the Company’s release of Inside Information prior to such release.</w:t>
       </w:r>
     </w:p>
     <w:p>
       <w:pPr>
+        <w:tabs>
+          <w:tab w:pos="708" w:val="left"/>
+        </w:tabs>
         <w:spacing w:after="200"/>
+        <w:ind w:left="708" w:hanging="708"/>
         <w:jc w:val="both"/>
       </w:pPr>
+      <w:r>
+        <w:rPr>
+          <w:rFonts w:ascii="Avenir Next LT Pro" w:hAnsi="Avenir Next LT Pro"/>
+          <w:b w:val="0"/>
+          <w:i w:val="0"/>
+          <w:color w:val="1C4076"/>
+          <w:sz w:val="22"/>
+        </w:rPr>
+        <w:t>3.5</w:t>
+        <w:tab/>
+      </w:r>
       <w:r>
         <w:rPr>
           <w:rFonts w:ascii="Avenir Next LT Pro" w:hAnsi="Avenir Next LT Pro"/>
@@ -639,8 +801,11 @@
     </w:p>
     <w:p>
       <w:pPr>
-        <w:pStyle w:val="ListBullet"/>
+        <w:tabs>
+          <w:tab w:pos="1416" w:val="left"/>
+        </w:tabs>
         <w:spacing w:after="80"/>
+        <w:ind w:left="1416" w:hanging="708"/>
       </w:pPr>
       <w:r>
         <w:rPr>
@@ -650,13 +815,18 @@
           <w:color w:val="1C4076"/>
           <w:sz w:val="22"/>
         </w:rPr>
+        <w:t>(a)</w:t>
+        <w:tab/>
         <w:t>When disclosure is required immediately, ensure that a company announcement is produced as soon as possible and that the draft company announcement is reviewed by the Disclosure Committee, the Executive Management and other relevant individuals, including the controlling shareholder, as well as, if time allows, the Chair of the Board of Directors and/or the Board of Directors.</w:t>
       </w:r>
     </w:p>
     <w:p>
       <w:pPr>
-        <w:pStyle w:val="ListBullet"/>
+        <w:tabs>
+          <w:tab w:pos="1416" w:val="left"/>
+        </w:tabs>
         <w:spacing w:after="80"/>
+        <w:ind w:left="1416" w:hanging="708"/>
       </w:pPr>
       <w:r>
         <w:rPr>
@@ -666,13 +836,18 @@
           <w:color w:val="1C4076"/>
           <w:sz w:val="22"/>
         </w:rPr>
+        <w:t>(b)</w:t>
+        <w:tab/>
         <w:t>The Chief Legal Officer shall assist with the process of submitting company announcements through the publication system made available by Nasdaq Copenhagen and to the Danish Financial Supervisory Authority (when required), including controlling, immediately following the release, that the relevant material is available through Nasdaq Copenhagen and/or the Danish Financial Supervisory Authority, and on the Company’s website.</w:t>
       </w:r>
     </w:p>
     <w:p>
       <w:pPr>
-        <w:pStyle w:val="ListBullet"/>
+        <w:tabs>
+          <w:tab w:pos="1416" w:val="left"/>
+        </w:tabs>
         <w:spacing w:after="80"/>
+        <w:ind w:left="1416" w:hanging="708"/>
       </w:pPr>
       <w:r>
         <w:rPr>
@@ -682,13 +857,18 @@
           <w:color w:val="1C4076"/>
           <w:sz w:val="22"/>
         </w:rPr>
+        <w:t>(c)</w:t>
+        <w:tab/>
         <w:t>Notify the Danish Financial Supervisory Authority through the Officially Appointed Mechanism (“OAM”) if the disclosure of Inside Information has been delayed using the template notification form and procedure set out in Schedule 3.</w:t>
       </w:r>
     </w:p>
     <w:p>
       <w:pPr>
-        <w:pStyle w:val="ListBullet"/>
+        <w:tabs>
+          <w:tab w:pos="1416" w:val="left"/>
+        </w:tabs>
         <w:spacing w:after="80"/>
+        <w:ind w:left="1416" w:hanging="708"/>
       </w:pPr>
       <w:r>
         <w:rPr>
@@ -698,13 +878,18 @@
           <w:color w:val="1C4076"/>
           <w:sz w:val="22"/>
         </w:rPr>
+        <w:t>(d)</w:t>
+        <w:tab/>
         <w:t>Prepare an explanation on the fulfilment of the conditions for delay of disclosure in accordance with the Log.</w:t>
       </w:r>
     </w:p>
     <w:p>
       <w:pPr>
-        <w:pStyle w:val="ListBullet"/>
+        <w:tabs>
+          <w:tab w:pos="1416" w:val="left"/>
+        </w:tabs>
         <w:spacing w:after="80"/>
+        <w:ind w:left="1416" w:hanging="708"/>
       </w:pPr>
       <w:r>
         <w:rPr>
@@ -714,14 +899,31 @@
           <w:color w:val="1C4076"/>
           <w:sz w:val="22"/>
         </w:rPr>
+        <w:t>(e)</w:t>
+        <w:tab/>
         <w:t>Submit the explanation to the Danish Financial Supervisory Authority, if requested, following approval of the explanation by the Executive Management and, if relevant, the Chair of the Board of Directors.</w:t>
       </w:r>
     </w:p>
     <w:p>
       <w:pPr>
+        <w:tabs>
+          <w:tab w:pos="708" w:val="left"/>
+        </w:tabs>
         <w:spacing w:after="200"/>
+        <w:ind w:left="708" w:hanging="708"/>
         <w:jc w:val="both"/>
       </w:pPr>
+      <w:r>
+        <w:rPr>
+          <w:rFonts w:ascii="Avenir Next LT Pro" w:hAnsi="Avenir Next LT Pro"/>
+          <w:b w:val="0"/>
+          <w:i w:val="0"/>
+          <w:color w:val="1C4076"/>
+          <w:sz w:val="22"/>
+        </w:rPr>
+        <w:t>3.6</w:t>
+        <w:tab/>
+      </w:r>
       <w:r>
         <w:rPr>
           <w:rFonts w:ascii="Avenir Next LT Pro" w:hAnsi="Avenir Next LT Pro"/>
@@ -735,8 +937,11 @@
     </w:p>
     <w:p>
       <w:pPr>
-        <w:pStyle w:val="ListBullet"/>
+        <w:tabs>
+          <w:tab w:pos="1416" w:val="left"/>
+        </w:tabs>
         <w:spacing w:after="80"/>
+        <w:ind w:left="1416" w:hanging="708"/>
       </w:pPr>
       <w:r>
         <w:rPr>
@@ -746,13 +951,18 @@
           <w:color w:val="1C4076"/>
           <w:sz w:val="22"/>
         </w:rPr>
+        <w:t>(a)</w:t>
+        <w:tab/>
         <w:t>During the process of the preparation of the financial results, including quarterly reports, assess whether the Company’s financial results constitute Inside Information and in the affirmative consider whether the Company is able to delay the disclosure of Inside Information or if an announcement is required earlier than scheduled in the Company’s financial calendar.</w:t>
       </w:r>
     </w:p>
     <w:p>
       <w:pPr>
-        <w:pStyle w:val="ListBullet"/>
+        <w:tabs>
+          <w:tab w:pos="1416" w:val="left"/>
+        </w:tabs>
         <w:spacing w:after="80"/>
+        <w:ind w:left="1416" w:hanging="708"/>
       </w:pPr>
       <w:r>
         <w:rPr>
@@ -762,14 +972,31 @@
           <w:color w:val="1C4076"/>
           <w:sz w:val="22"/>
         </w:rPr>
+        <w:t>(b)</w:t>
+        <w:tab/>
         <w:t>Ensure, that in the event that the Company’s financial results or financial position unexpectedly and significantly deviates from a reasonable assessment made on the basis of information previously disclosed by the Company, that the Company as soon as possible discloses information thereon in a company announcement if the deviation is considered Inside Information.</w:t>
       </w:r>
     </w:p>
     <w:p>
       <w:pPr>
+        <w:tabs>
+          <w:tab w:pos="708" w:val="left"/>
+        </w:tabs>
         <w:spacing w:after="200"/>
+        <w:ind w:left="708" w:hanging="708"/>
         <w:jc w:val="both"/>
       </w:pPr>
+      <w:r>
+        <w:rPr>
+          <w:rFonts w:ascii="Avenir Next LT Pro" w:hAnsi="Avenir Next LT Pro"/>
+          <w:b w:val="0"/>
+          <w:i w:val="0"/>
+          <w:color w:val="1C4076"/>
+          <w:sz w:val="22"/>
+        </w:rPr>
+        <w:t>3.7</w:t>
+        <w:tab/>
+      </w:r>
       <w:r>
         <w:rPr>
           <w:rFonts w:ascii="Avenir Next LT Pro" w:hAnsi="Avenir Next LT Pro"/>
@@ -783,9 +1010,24 @@
     </w:p>
     <w:p>
       <w:pPr>
+        <w:tabs>
+          <w:tab w:pos="708" w:val="left"/>
+        </w:tabs>
         <w:spacing w:after="200"/>
+        <w:ind w:left="708" w:hanging="708"/>
         <w:jc w:val="both"/>
       </w:pPr>
+      <w:r>
+        <w:rPr>
+          <w:rFonts w:ascii="Avenir Next LT Pro" w:hAnsi="Avenir Next LT Pro"/>
+          <w:b w:val="0"/>
+          <w:i w:val="0"/>
+          <w:color w:val="1C4076"/>
+          <w:sz w:val="22"/>
+        </w:rPr>
+        <w:t>3.8</w:t>
+        <w:tab/>
+      </w:r>
       <w:r>
         <w:rPr>
           <w:rFonts w:ascii="Avenir Next LT Pro" w:hAnsi="Avenir Next LT Pro"/>
@@ -799,9 +1041,24 @@
     </w:p>
     <w:p>
       <w:pPr>
+        <w:tabs>
+          <w:tab w:pos="708" w:val="left"/>
+        </w:tabs>
         <w:spacing w:after="200"/>
+        <w:ind w:left="708" w:hanging="708"/>
         <w:jc w:val="both"/>
       </w:pPr>
+      <w:r>
+        <w:rPr>
+          <w:rFonts w:ascii="Avenir Next LT Pro" w:hAnsi="Avenir Next LT Pro"/>
+          <w:b w:val="0"/>
+          <w:i w:val="0"/>
+          <w:color w:val="1C4076"/>
+          <w:sz w:val="22"/>
+        </w:rPr>
+        <w:t>3.9</w:t>
+        <w:tab/>
+      </w:r>
       <w:r>
         <w:rPr>
           <w:rFonts w:ascii="Avenir Next LT Pro" w:hAnsi="Avenir Next LT Pro"/>
@@ -837,10 +1094,24 @@
     </w:p>
     <w:p>
       <w:pPr>
+        <w:tabs>
+          <w:tab w:pos="708" w:val="left"/>
+        </w:tabs>
         <w:spacing w:after="200"/>
-        <w:ind w:left="708" w:firstLine="0"/>
+        <w:ind w:left="708" w:hanging="708"/>
         <w:jc w:val="both"/>
       </w:pPr>
+      <w:r>
+        <w:rPr>
+          <w:rFonts w:ascii="Avenir Next LT Pro" w:hAnsi="Avenir Next LT Pro"/>
+          <w:b w:val="0"/>
+          <w:i w:val="0"/>
+          <w:color w:val="1C4076"/>
+          <w:sz w:val="22"/>
+        </w:rPr>
+        <w:t>4.1</w:t>
+        <w:tab/>
+      </w:r>
       <w:r>
         <w:rPr>
           <w:rFonts w:ascii="Avenir Next LT Pro" w:hAnsi="Avenir Next LT Pro"/>
@@ -854,10 +1125,24 @@
     </w:p>
     <w:p>
       <w:pPr>
+        <w:tabs>
+          <w:tab w:pos="708" w:val="left"/>
+        </w:tabs>
         <w:spacing w:after="200"/>
-        <w:ind w:left="708" w:firstLine="0"/>
+        <w:ind w:left="708" w:hanging="708"/>
         <w:jc w:val="both"/>
       </w:pPr>
+      <w:r>
+        <w:rPr>
+          <w:rFonts w:ascii="Avenir Next LT Pro" w:hAnsi="Avenir Next LT Pro"/>
+          <w:b w:val="0"/>
+          <w:i w:val="0"/>
+          <w:color w:val="1C4076"/>
+          <w:sz w:val="22"/>
+        </w:rPr>
+        <w:t>4.2</w:t>
+        <w:tab/>
+      </w:r>
       <w:r>
         <w:rPr>
           <w:rFonts w:ascii="Avenir Next LT Pro" w:hAnsi="Avenir Next LT Pro"/>
@@ -871,10 +1156,24 @@
     </w:p>
     <w:p>
       <w:pPr>
+        <w:tabs>
+          <w:tab w:pos="708" w:val="left"/>
+        </w:tabs>
         <w:spacing w:after="200"/>
-        <w:ind w:left="708" w:firstLine="0"/>
+        <w:ind w:left="708" w:hanging="708"/>
         <w:jc w:val="both"/>
       </w:pPr>
+      <w:r>
+        <w:rPr>
+          <w:rFonts w:ascii="Avenir Next LT Pro" w:hAnsi="Avenir Next LT Pro"/>
+          <w:b w:val="0"/>
+          <w:i w:val="0"/>
+          <w:color w:val="1C4076"/>
+          <w:sz w:val="22"/>
+        </w:rPr>
+        <w:t>4.3</w:t>
+        <w:tab/>
+      </w:r>
       <w:r>
         <w:rPr>
           <w:rFonts w:ascii="Avenir Next LT Pro" w:hAnsi="Avenir Next LT Pro"/>
@@ -888,10 +1187,24 @@
     </w:p>
     <w:p>
       <w:pPr>
+        <w:tabs>
+          <w:tab w:pos="708" w:val="left"/>
+        </w:tabs>
         <w:spacing w:after="200"/>
-        <w:ind w:left="708" w:firstLine="0"/>
+        <w:ind w:left="708" w:hanging="708"/>
         <w:jc w:val="both"/>
       </w:pPr>
+      <w:r>
+        <w:rPr>
+          <w:rFonts w:ascii="Avenir Next LT Pro" w:hAnsi="Avenir Next LT Pro"/>
+          <w:b w:val="0"/>
+          <w:i w:val="0"/>
+          <w:color w:val="1C4076"/>
+          <w:sz w:val="22"/>
+        </w:rPr>
+        <w:t>4.4</w:t>
+        <w:tab/>
+      </w:r>
       <w:r>
         <w:rPr>
           <w:rFonts w:ascii="Avenir Next LT Pro" w:hAnsi="Avenir Next LT Pro"/>
@@ -905,10 +1218,24 @@
     </w:p>
     <w:p>
       <w:pPr>
+        <w:tabs>
+          <w:tab w:pos="708" w:val="left"/>
+        </w:tabs>
         <w:spacing w:after="200"/>
-        <w:ind w:left="708" w:firstLine="0"/>
+        <w:ind w:left="708" w:hanging="708"/>
         <w:jc w:val="both"/>
       </w:pPr>
+      <w:r>
+        <w:rPr>
+          <w:rFonts w:ascii="Avenir Next LT Pro" w:hAnsi="Avenir Next LT Pro"/>
+          <w:b w:val="0"/>
+          <w:i w:val="0"/>
+          <w:color w:val="1C4076"/>
+          <w:sz w:val="22"/>
+        </w:rPr>
+        <w:t>4.5</w:t>
+        <w:tab/>
+      </w:r>
       <w:r>
         <w:rPr>
           <w:rFonts w:ascii="Avenir Next LT Pro" w:hAnsi="Avenir Next LT Pro"/>
@@ -944,10 +1271,24 @@
     </w:p>
     <w:p>
       <w:pPr>
+        <w:tabs>
+          <w:tab w:pos="708" w:val="left"/>
+        </w:tabs>
         <w:spacing w:after="200"/>
-        <w:ind w:left="708" w:firstLine="0"/>
+        <w:ind w:left="708" w:hanging="708"/>
         <w:jc w:val="both"/>
       </w:pPr>
+      <w:r>
+        <w:rPr>
+          <w:rFonts w:ascii="Avenir Next LT Pro" w:hAnsi="Avenir Next LT Pro"/>
+          <w:b w:val="0"/>
+          <w:i w:val="0"/>
+          <w:color w:val="1C4076"/>
+          <w:sz w:val="22"/>
+        </w:rPr>
+        <w:t>5.1</w:t>
+        <w:tab/>
+      </w:r>
       <w:r>
         <w:rPr>
           <w:rFonts w:ascii="Avenir Next LT Pro" w:hAnsi="Avenir Next LT Pro"/>
@@ -983,10 +1324,24 @@
     </w:p>
     <w:p>
       <w:pPr>
+        <w:tabs>
+          <w:tab w:pos="708" w:val="left"/>
+        </w:tabs>
         <w:spacing w:after="200"/>
-        <w:ind w:left="708" w:firstLine="0"/>
+        <w:ind w:left="708" w:hanging="708"/>
         <w:jc w:val="both"/>
       </w:pPr>
+      <w:r>
+        <w:rPr>
+          <w:rFonts w:ascii="Avenir Next LT Pro" w:hAnsi="Avenir Next LT Pro"/>
+          <w:b w:val="0"/>
+          <w:i w:val="0"/>
+          <w:color w:val="1C4076"/>
+          <w:sz w:val="22"/>
+        </w:rPr>
+        <w:t>6.1</w:t>
+        <w:tab/>
+      </w:r>
       <w:r>
         <w:rPr>
           <w:rFonts w:ascii="Avenir Next LT Pro" w:hAnsi="Avenir Next LT Pro"/>
@@ -1022,10 +1377,24 @@
     </w:p>
     <w:p>
       <w:pPr>
+        <w:tabs>
+          <w:tab w:pos="708" w:val="left"/>
+        </w:tabs>
         <w:spacing w:after="200"/>
-        <w:ind w:left="708" w:firstLine="0"/>
+        <w:ind w:left="708" w:hanging="708"/>
         <w:jc w:val="both"/>
       </w:pPr>
+      <w:r>
+        <w:rPr>
+          <w:rFonts w:ascii="Avenir Next LT Pro" w:hAnsi="Avenir Next LT Pro"/>
+          <w:b w:val="0"/>
+          <w:i w:val="0"/>
+          <w:color w:val="1C4076"/>
+          <w:sz w:val="22"/>
+        </w:rPr>
+        <w:t>7.1</w:t>
+        <w:tab/>
+      </w:r>
       <w:r>
         <w:rPr>
           <w:rFonts w:ascii="Avenir Next LT Pro" w:hAnsi="Avenir Next LT Pro"/>
@@ -1039,10 +1408,24 @@
     </w:p>
     <w:p>
       <w:pPr>
+        <w:tabs>
+          <w:tab w:pos="708" w:val="left"/>
+        </w:tabs>
         <w:spacing w:after="200"/>
-        <w:ind w:left="708" w:firstLine="0"/>
+        <w:ind w:left="708" w:hanging="708"/>
         <w:jc w:val="both"/>
       </w:pPr>
+      <w:r>
+        <w:rPr>
+          <w:rFonts w:ascii="Avenir Next LT Pro" w:hAnsi="Avenir Next LT Pro"/>
+          <w:b w:val="0"/>
+          <w:i w:val="0"/>
+          <w:color w:val="1C4076"/>
+          <w:sz w:val="22"/>
+        </w:rPr>
+        <w:t>7.2</w:t>
+        <w:tab/>
+      </w:r>
       <w:r>
         <w:rPr>
           <w:rFonts w:ascii="Avenir Next LT Pro" w:hAnsi="Avenir Next LT Pro"/>
@@ -1217,10 +1600,24 @@
     </w:p>
     <w:p>
       <w:pPr>
+        <w:tabs>
+          <w:tab w:pos="708" w:val="left"/>
+        </w:tabs>
         <w:spacing w:after="200"/>
-        <w:ind w:left="708" w:firstLine="0"/>
+        <w:ind w:left="708" w:hanging="708"/>
         <w:jc w:val="both"/>
       </w:pPr>
+      <w:r>
+        <w:rPr>
+          <w:rFonts w:ascii="Avenir Next LT Pro" w:hAnsi="Avenir Next LT Pro"/>
+          <w:b w:val="0"/>
+          <w:i w:val="0"/>
+          <w:color w:val="1C4076"/>
+          <w:sz w:val="22"/>
+        </w:rPr>
+        <w:t>1.</w:t>
+        <w:tab/>
+      </w:r>
       <w:r>
         <w:rPr>
           <w:rFonts w:ascii="Avenir Next LT Pro" w:hAnsi="Avenir Next LT Pro"/>
@@ -1234,10 +1631,24 @@
     </w:p>
     <w:p>
       <w:pPr>
+        <w:tabs>
+          <w:tab w:pos="708" w:val="left"/>
+        </w:tabs>
         <w:spacing w:after="200"/>
-        <w:ind w:left="708" w:firstLine="0"/>
+        <w:ind w:left="708" w:hanging="708"/>
         <w:jc w:val="both"/>
       </w:pPr>
+      <w:r>
+        <w:rPr>
+          <w:rFonts w:ascii="Avenir Next LT Pro" w:hAnsi="Avenir Next LT Pro"/>
+          <w:b w:val="0"/>
+          <w:i w:val="0"/>
+          <w:color w:val="1C4076"/>
+          <w:sz w:val="22"/>
+        </w:rPr>
+        <w:t>2.</w:t>
+        <w:tab/>
+      </w:r>
       <w:r>
         <w:rPr>
           <w:rFonts w:ascii="Avenir Next LT Pro" w:hAnsi="Avenir Next LT Pro"/>
@@ -1251,10 +1662,24 @@
     </w:p>
     <w:p>
       <w:pPr>
+        <w:tabs>
+          <w:tab w:pos="708" w:val="left"/>
+        </w:tabs>
         <w:spacing w:after="200"/>
-        <w:ind w:left="708" w:firstLine="0"/>
+        <w:ind w:left="708" w:hanging="708"/>
         <w:jc w:val="both"/>
       </w:pPr>
+      <w:r>
+        <w:rPr>
+          <w:rFonts w:ascii="Avenir Next LT Pro" w:hAnsi="Avenir Next LT Pro"/>
+          <w:b w:val="0"/>
+          <w:i w:val="0"/>
+          <w:color w:val="1C4076"/>
+          <w:sz w:val="22"/>
+        </w:rPr>
+        <w:t>3.</w:t>
+        <w:tab/>
+      </w:r>
       <w:r>
         <w:rPr>
           <w:rFonts w:ascii="Avenir Next LT Pro" w:hAnsi="Avenir Next LT Pro"/>
@@ -1717,9 +2142,24 @@
     </w:p>
     <w:p>
       <w:pPr>
-        <w:pStyle w:val="ListBullet"/>
-        <w:spacing w:after="80"/>
+        <w:tabs>
+          <w:tab w:pos="708" w:val="left"/>
+        </w:tabs>
+        <w:spacing w:after="200"/>
+        <w:ind w:left="708" w:hanging="708"/>
+        <w:jc w:val="both"/>
       </w:pPr>
+      <w:r>
+        <w:rPr>
+          <w:rFonts w:ascii="Avenir Next LT Pro" w:hAnsi="Avenir Next LT Pro"/>
+          <w:b w:val="0"/>
+          <w:i w:val="0"/>
+          <w:color w:val="1C4076"/>
+          <w:sz w:val="22"/>
+        </w:rPr>
+        <w:t>1.</w:t>
+        <w:tab/>
+      </w:r>
       <w:r>
         <w:rPr>
           <w:rFonts w:ascii="Avenir Next LT Pro" w:hAnsi="Avenir Next LT Pro"/>
@@ -1734,6 +2174,7 @@
     <w:p>
       <w:pPr>
         <w:spacing w:after="200"/>
+        <w:ind w:left="708" w:firstLine="0"/>
         <w:jc w:val="both"/>
       </w:pPr>
       <w:r>
@@ -1781,9 +2222,24 @@
     </w:tbl>
     <w:p>
       <w:pPr>
-        <w:pStyle w:val="ListBullet"/>
-        <w:spacing w:after="80"/>
+        <w:tabs>
+          <w:tab w:pos="708" w:val="left"/>
+        </w:tabs>
+        <w:spacing w:after="200"/>
+        <w:ind w:left="708" w:hanging="708"/>
+        <w:jc w:val="both"/>
       </w:pPr>
+      <w:r>
+        <w:rPr>
+          <w:rFonts w:ascii="Avenir Next LT Pro" w:hAnsi="Avenir Next LT Pro"/>
+          <w:b w:val="0"/>
+          <w:i w:val="0"/>
+          <w:color w:val="1C4076"/>
+          <w:sz w:val="22"/>
+        </w:rPr>
+        <w:t>2.</w:t>
+        <w:tab/>
+      </w:r>
       <w:r>
         <w:rPr>
           <w:rFonts w:ascii="Avenir Next LT Pro" w:hAnsi="Avenir Next LT Pro"/>
@@ -1813,9 +2269,24 @@
     </w:p>
     <w:p>
       <w:pPr>
-        <w:pStyle w:val="ListBullet"/>
-        <w:spacing w:after="80"/>
+        <w:tabs>
+          <w:tab w:pos="708" w:val="left"/>
+        </w:tabs>
+        <w:spacing w:after="200"/>
+        <w:ind w:left="708" w:hanging="708"/>
+        <w:jc w:val="both"/>
       </w:pPr>
+      <w:r>
+        <w:rPr>
+          <w:rFonts w:ascii="Avenir Next LT Pro" w:hAnsi="Avenir Next LT Pro"/>
+          <w:b w:val="0"/>
+          <w:i w:val="0"/>
+          <w:color w:val="1C4076"/>
+          <w:sz w:val="22"/>
+        </w:rPr>
+        <w:t>3.</w:t>
+        <w:tab/>
+      </w:r>
       <w:r>
         <w:rPr>
           <w:rFonts w:ascii="Avenir Next LT Pro" w:hAnsi="Avenir Next LT Pro"/>
@@ -1845,9 +2316,24 @@
     </w:p>
     <w:p>
       <w:pPr>
-        <w:pStyle w:val="ListBullet"/>
-        <w:spacing w:after="80"/>
+        <w:tabs>
+          <w:tab w:pos="708" w:val="left"/>
+        </w:tabs>
+        <w:spacing w:after="200"/>
+        <w:ind w:left="708" w:hanging="708"/>
+        <w:jc w:val="both"/>
       </w:pPr>
+      <w:r>
+        <w:rPr>
+          <w:rFonts w:ascii="Avenir Next LT Pro" w:hAnsi="Avenir Next LT Pro"/>
+          <w:b w:val="0"/>
+          <w:i w:val="0"/>
+          <w:color w:val="1C4076"/>
+          <w:sz w:val="22"/>
+        </w:rPr>
+        <w:t>4.</w:t>
+        <w:tab/>
+      </w:r>
       <w:r>
         <w:rPr>
           <w:rFonts w:ascii="Avenir Next LT Pro" w:hAnsi="Avenir Next LT Pro"/>
@@ -1861,9 +2347,24 @@
     </w:p>
     <w:p>
       <w:pPr>
-        <w:pStyle w:val="ListBullet"/>
-        <w:spacing w:after="80"/>
+        <w:tabs>
+          <w:tab w:pos="708" w:val="left"/>
+        </w:tabs>
+        <w:spacing w:after="200"/>
+        <w:ind w:left="708" w:hanging="708"/>
+        <w:jc w:val="both"/>
       </w:pPr>
+      <w:r>
+        <w:rPr>
+          <w:rFonts w:ascii="Avenir Next LT Pro" w:hAnsi="Avenir Next LT Pro"/>
+          <w:b w:val="0"/>
+          <w:i w:val="0"/>
+          <w:color w:val="1C4076"/>
+          <w:sz w:val="22"/>
+        </w:rPr>
+        <w:t>5.</w:t>
+        <w:tab/>
+      </w:r>
       <w:r>
         <w:rPr>
           <w:rFonts w:ascii="Avenir Next LT Pro" w:hAnsi="Avenir Next LT Pro"/>

--- a/docs/files/Disclosure_Committee_Charter__Policy_2026-05.docx
+++ b/docs/files/Disclosure_Committee_Charter__Policy_2026-05.docx
@@ -19,7 +19,7 @@
               <a:graphicData uri="http://schemas.openxmlformats.org/drawingml/2006/picture">
                 <pic:pic>
                   <pic:nvPicPr>
-                    <pic:cNvPr id="0" name="tmpzx_iixua.png"/>
+                    <pic:cNvPr id="0" name="tmpubjgi535.png"/>
                     <pic:cNvPicPr/>
                   </pic:nvPicPr>
                   <pic:blipFill>
@@ -1462,7 +1462,6 @@
     <w:p>
       <w:pPr>
         <w:spacing w:after="200"/>
-        <w:ind w:left="708" w:firstLine="0"/>
         <w:jc w:val="both"/>
       </w:pPr>
       <w:r>
@@ -1478,8 +1477,11 @@
     </w:p>
     <w:p>
       <w:pPr>
-        <w:pStyle w:val="ListBullet"/>
-        <w:spacing w:after="80"/>
+        <w:tabs>
+          <w:tab w:pos="1416" w:val="left"/>
+        </w:tabs>
+        <w:spacing w:after="160"/>
+        <w:ind w:left="1416" w:hanging="708"/>
       </w:pPr>
       <w:r>
         <w:rPr>
@@ -1489,13 +1491,18 @@
           <w:color w:val="1C4076"/>
           <w:sz w:val="22"/>
         </w:rPr>
+        <w:t>•</w:t>
+        <w:tab/>
         <w:t>Non-public;</w:t>
       </w:r>
     </w:p>
     <w:p>
       <w:pPr>
-        <w:pStyle w:val="ListBullet"/>
-        <w:spacing w:after="80"/>
+        <w:tabs>
+          <w:tab w:pos="1416" w:val="left"/>
+        </w:tabs>
+        <w:spacing w:after="160"/>
+        <w:ind w:left="1416" w:hanging="708"/>
       </w:pPr>
       <w:r>
         <w:rPr>
@@ -1505,13 +1512,18 @@
           <w:color w:val="1C4076"/>
           <w:sz w:val="22"/>
         </w:rPr>
+        <w:t>•</w:t>
+        <w:tab/>
         <w:t>Precise;</w:t>
       </w:r>
     </w:p>
     <w:p>
       <w:pPr>
-        <w:pStyle w:val="ListBullet"/>
-        <w:spacing w:after="80"/>
+        <w:tabs>
+          <w:tab w:pos="1416" w:val="left"/>
+        </w:tabs>
+        <w:spacing w:after="160"/>
+        <w:ind w:left="1416" w:hanging="708"/>
       </w:pPr>
       <w:r>
         <w:rPr>
@@ -1521,13 +1533,18 @@
           <w:color w:val="1C4076"/>
           <w:sz w:val="22"/>
         </w:rPr>
+        <w:t>•</w:t>
+        <w:tab/>
         <w:t>Relates directly or indirectly to BioMar Group A/S or BioMar Group A/S’ Financial Instruments; and</w:t>
       </w:r>
     </w:p>
     <w:p>
       <w:pPr>
-        <w:pStyle w:val="ListBullet"/>
-        <w:spacing w:after="80"/>
+        <w:tabs>
+          <w:tab w:pos="1416" w:val="left"/>
+        </w:tabs>
+        <w:spacing w:after="280"/>
+        <w:ind w:left="1416" w:hanging="708"/>
       </w:pPr>
       <w:r>
         <w:rPr>
@@ -1537,6 +1554,8 @@
           <w:color w:val="1C4076"/>
           <w:sz w:val="22"/>
         </w:rPr>
+        <w:t>•</w:t>
+        <w:tab/>
         <w:t>If made public, would be likely to have a significant effect on the pricing of BioMar Group A/S’ Financial Instruments.</w:t>
       </w:r>
     </w:p>
@@ -1738,6 +1757,43 @@
                 <w:sz w:val="17"/>
               </w:rPr>
               <w:t>Log for monitoring fulfilment of items 1-3</w:t>
+            </w:r>
+          </w:p>
+        </w:tc>
+      </w:tr>
+      <w:tr>
+        <w:tc>
+          <w:tcPr>
+            <w:tcW w:type="dxa" w:w="5103"/>
+          </w:tcPr>
+          <w:p>
+            <w:r/>
+            <w:r>
+              <w:rPr>
+                <w:rFonts w:ascii="Avenir Next LT Pro" w:hAnsi="Avenir Next LT Pro"/>
+                <w:b w:val="0"/>
+                <w:i w:val="0"/>
+                <w:color w:val="1C4076"/>
+                <w:sz w:val="17"/>
+              </w:rPr>
+            </w:r>
+          </w:p>
+        </w:tc>
+        <w:tc>
+          <w:tcPr>
+            <w:tcW w:type="dxa" w:w="5103"/>
+          </w:tcPr>
+          <w:p>
+            <w:r/>
+            <w:r>
+              <w:rPr>
+                <w:rFonts w:ascii="Avenir Next LT Pro" w:hAnsi="Avenir Next LT Pro"/>
+                <w:b w:val="0"/>
+                <w:i w:val="0"/>
+                <w:color w:val="1C4076"/>
+                <w:sz w:val="17"/>
+              </w:rPr>
+              <w:t>Any changes to the fulfilment of the conditions noted above must be registered herein and logged in the format set out. Overview should be deleted prior to any distribution of this explanation if no updates have been made.</w:t>
             </w:r>
           </w:p>
         </w:tc>
@@ -2023,6 +2079,43 @@
                 <w:color w:val="1C4076"/>
                 <w:sz w:val="17"/>
               </w:rPr>
+            </w:r>
+          </w:p>
+        </w:tc>
+        <w:tc>
+          <w:tcPr>
+            <w:tcW w:type="dxa" w:w="5103"/>
+          </w:tcPr>
+          <w:p>
+            <w:r/>
+            <w:r>
+              <w:rPr>
+                <w:rFonts w:ascii="Avenir Next LT Pro" w:hAnsi="Avenir Next LT Pro"/>
+                <w:b w:val="0"/>
+                <w:i w:val="0"/>
+                <w:color w:val="1C4076"/>
+                <w:sz w:val="17"/>
+              </w:rPr>
+              <w:t>The area of responsibility covers: deciding about the start of the delay and its likely end, ensuring the on-going monitoring of the conditions of delay, deciding about the public disclosure of the inside information, providing the requested information about the delay and the written explanation to the Danish Financial Supervisory Authority.</w:t>
+            </w:r>
+          </w:p>
+        </w:tc>
+      </w:tr>
+      <w:tr>
+        <w:tc>
+          <w:tcPr>
+            <w:tcW w:type="dxa" w:w="5103"/>
+          </w:tcPr>
+          <w:p>
+            <w:r/>
+            <w:r>
+              <w:rPr>
+                <w:rFonts w:ascii="Avenir Next LT Pro" w:hAnsi="Avenir Next LT Pro"/>
+                <w:b w:val="0"/>
+                <w:i w:val="0"/>
+                <w:color w:val="1C4076"/>
+                <w:sz w:val="17"/>
+              </w:rPr>
               <w:t>Internal information barriers</w:t>
             </w:r>
           </w:p>
@@ -2126,7 +2219,6 @@
     <w:p>
       <w:pPr>
         <w:spacing w:after="200"/>
-        <w:ind w:left="708" w:firstLine="0"/>
         <w:jc w:val="both"/>
       </w:pPr>
       <w:r>

--- a/docs/files/Disclosure_Committee_Charter__Policy_2026-05.docx
+++ b/docs/files/Disclosure_Committee_Charter__Policy_2026-05.docx
@@ -19,7 +19,7 @@
               <a:graphicData uri="http://schemas.openxmlformats.org/drawingml/2006/picture">
                 <pic:pic>
                   <pic:nvPicPr>
-                    <pic:cNvPr id="0" name="tmpubjgi535.png"/>
+                    <pic:cNvPr id="0" name="tmpyifk_hjw.png"/>
                     <pic:cNvPicPr/>
                   </pic:nvPicPr>
                   <pic:blipFill>
@@ -2294,16 +2294,15 @@
         <w:tc>
           <w:tcPr>
             <w:tcW w:type="dxa" w:w="10206"/>
-            <w:shd w:val="clear" w:fill="1C4076"/>
           </w:tcPr>
           <w:p>
             <w:r/>
             <w:r>
               <w:rPr>
                 <w:rFonts w:ascii="Avenir Next LT Pro" w:hAnsi="Avenir Next LT Pro"/>
-                <w:b/>
+                <w:b w:val="0"/>
                 <w:i w:val="0"/>
-                <w:color w:val="FFFFFF"/>
+                <w:color w:val="1C4076"/>
                 <w:sz w:val="17"/>
               </w:rPr>
               <w:t>BioMar Group A/S, CVR no. 38 57 06 17</w:t>
@@ -2359,6 +2358,36 @@
         <w:t>Title, name, surname, email address and phone number</w:t>
       </w:r>
     </w:p>
+    <w:tbl>
+      <w:tblPr>
+        <w:tblStyle w:val="TableGrid"/>
+        <w:tblW w:type="auto" w:w="0"/>
+        <w:jc w:val="center"/>
+        <w:tblLook w:firstColumn="1" w:firstRow="1" w:lastColumn="0" w:lastRow="0" w:noHBand="0" w:noVBand="1" w:val="04A0"/>
+      </w:tblPr>
+      <w:tblGrid>
+        <w:gridCol w:w="10206"/>
+      </w:tblGrid>
+      <w:tr>
+        <w:tc>
+          <w:tcPr>
+            <w:tcW w:type="dxa" w:w="10206"/>
+          </w:tcPr>
+          <w:p>
+            <w:r/>
+            <w:r>
+              <w:rPr>
+                <w:rFonts w:ascii="Avenir Next LT Pro" w:hAnsi="Avenir Next LT Pro"/>
+                <w:b w:val="0"/>
+                <w:i w:val="0"/>
+                <w:color w:val="1C4076"/>
+                <w:sz w:val="17"/>
+              </w:rPr>
+            </w:r>
+          </w:p>
+        </w:tc>
+      </w:tr>
+    </w:tbl>
     <w:p>
       <w:pPr>
         <w:tabs>
@@ -2406,6 +2435,36 @@
         <w:t>Title and reference number of the disclosure statement and description of which part of the statement that constituted inside information of which disclosure was delayed</w:t>
       </w:r>
     </w:p>
+    <w:tbl>
+      <w:tblPr>
+        <w:tblStyle w:val="TableGrid"/>
+        <w:tblW w:type="auto" w:w="0"/>
+        <w:jc w:val="center"/>
+        <w:tblLook w:firstColumn="1" w:firstRow="1" w:lastColumn="0" w:lastRow="0" w:noHBand="0" w:noVBand="1" w:val="04A0"/>
+      </w:tblPr>
+      <w:tblGrid>
+        <w:gridCol w:w="10206"/>
+      </w:tblGrid>
+      <w:tr>
+        <w:tc>
+          <w:tcPr>
+            <w:tcW w:type="dxa" w:w="10206"/>
+          </w:tcPr>
+          <w:p>
+            <w:r/>
+            <w:r>
+              <w:rPr>
+                <w:rFonts w:ascii="Avenir Next LT Pro" w:hAnsi="Avenir Next LT Pro"/>
+                <w:b w:val="0"/>
+                <w:i w:val="0"/>
+                <w:color w:val="1C4076"/>
+                <w:sz w:val="17"/>
+              </w:rPr>
+            </w:r>
+          </w:p>
+        </w:tc>
+      </w:tr>
+    </w:tbl>
     <w:p>
       <w:pPr>
         <w:tabs>
@@ -2437,6 +2496,36 @@
         <w:t>Date and time of the decision to delay disclosure of Inside Information:</w:t>
       </w:r>
     </w:p>
+    <w:tbl>
+      <w:tblPr>
+        <w:tblStyle w:val="TableGrid"/>
+        <w:tblW w:type="auto" w:w="0"/>
+        <w:jc w:val="center"/>
+        <w:tblLook w:firstColumn="1" w:firstRow="1" w:lastColumn="0" w:lastRow="0" w:noHBand="0" w:noVBand="1" w:val="04A0"/>
+      </w:tblPr>
+      <w:tblGrid>
+        <w:gridCol w:w="10206"/>
+      </w:tblGrid>
+      <w:tr>
+        <w:tc>
+          <w:tcPr>
+            <w:tcW w:type="dxa" w:w="10206"/>
+          </w:tcPr>
+          <w:p>
+            <w:r/>
+            <w:r>
+              <w:rPr>
+                <w:rFonts w:ascii="Avenir Next LT Pro" w:hAnsi="Avenir Next LT Pro"/>
+                <w:b w:val="0"/>
+                <w:i w:val="0"/>
+                <w:color w:val="1C4076"/>
+                <w:sz w:val="17"/>
+              </w:rPr>
+            </w:r>
+          </w:p>
+        </w:tc>
+      </w:tr>
+    </w:tbl>
     <w:p>
       <w:pPr>
         <w:tabs>
@@ -2484,6 +2573,36 @@
         <w:t>Title and name</w:t>
       </w:r>
     </w:p>
+    <w:tbl>
+      <w:tblPr>
+        <w:tblStyle w:val="TableGrid"/>
+        <w:tblW w:type="auto" w:w="0"/>
+        <w:jc w:val="center"/>
+        <w:tblLook w:firstColumn="1" w:firstRow="1" w:lastColumn="0" w:lastRow="0" w:noHBand="0" w:noVBand="1" w:val="04A0"/>
+      </w:tblPr>
+      <w:tblGrid>
+        <w:gridCol w:w="10206"/>
+      </w:tblGrid>
+      <w:tr>
+        <w:tc>
+          <w:tcPr>
+            <w:tcW w:type="dxa" w:w="10206"/>
+          </w:tcPr>
+          <w:p>
+            <w:r/>
+            <w:r>
+              <w:rPr>
+                <w:rFonts w:ascii="Avenir Next LT Pro" w:hAnsi="Avenir Next LT Pro"/>
+                <w:b w:val="0"/>
+                <w:i w:val="0"/>
+                <w:color w:val="1C4076"/>
+                <w:sz w:val="17"/>
+              </w:rPr>
+            </w:r>
+          </w:p>
+        </w:tc>
+      </w:tr>
+    </w:tbl>
     <w:sectPr>
       <w:headerReference w:type="default" r:id="rId10"/>
       <w:footerReference w:type="default" r:id="rId11"/>

--- a/docs/files/Disclosure_Committee_Charter__Policy_2026-05.docx
+++ b/docs/files/Disclosure_Committee_Charter__Policy_2026-05.docx
@@ -19,7 +19,7 @@
               <a:graphicData uri="http://schemas.openxmlformats.org/drawingml/2006/picture">
                 <pic:pic>
                   <pic:nvPicPr>
-                    <pic:cNvPr id="0" name="tmpyifk_hjw.png"/>
+                    <pic:cNvPr id="0" name="tmpx3jz43ic.png"/>
                     <pic:cNvPicPr/>
                   </pic:nvPicPr>
                   <pic:blipFill>
@@ -1737,7 +1737,7 @@
                 <w:color w:val="FFFFFF"/>
                 <w:sz w:val="17"/>
               </w:rPr>
-              <w:t>Log for monitoring fulfilment of items 1-3</w:t>
+              <w:t>Log for monitoring fulfilment of items 1-3¹</w:t>
             </w:r>
           </w:p>
         </w:tc>
@@ -1756,44 +1756,7 @@
                 <w:color w:val="FFFFFF"/>
                 <w:sz w:val="17"/>
               </w:rPr>
-              <w:t>Log for monitoring fulfilment of items 1-3</w:t>
-            </w:r>
-          </w:p>
-        </w:tc>
-      </w:tr>
-      <w:tr>
-        <w:tc>
-          <w:tcPr>
-            <w:tcW w:type="dxa" w:w="5103"/>
-          </w:tcPr>
-          <w:p>
-            <w:r/>
-            <w:r>
-              <w:rPr>
-                <w:rFonts w:ascii="Avenir Next LT Pro" w:hAnsi="Avenir Next LT Pro"/>
-                <w:b w:val="0"/>
-                <w:i w:val="0"/>
-                <w:color w:val="1C4076"/>
-                <w:sz w:val="17"/>
-              </w:rPr>
-            </w:r>
-          </w:p>
-        </w:tc>
-        <w:tc>
-          <w:tcPr>
-            <w:tcW w:type="dxa" w:w="5103"/>
-          </w:tcPr>
-          <w:p>
-            <w:r/>
-            <w:r>
-              <w:rPr>
-                <w:rFonts w:ascii="Avenir Next LT Pro" w:hAnsi="Avenir Next LT Pro"/>
-                <w:b w:val="0"/>
-                <w:i w:val="0"/>
-                <w:color w:val="1C4076"/>
-                <w:sz w:val="17"/>
-              </w:rPr>
-              <w:t>Any changes to the fulfilment of the conditions noted above must be registered herein and logged in the format set out. Overview should be deleted prior to any distribution of this explanation if no updates have been made.</w:t>
+              <w:t>Log for monitoring fulfilment of items 1-3¹</w:t>
             </w:r>
           </w:p>
         </w:tc>
@@ -2041,7 +2004,7 @@
                 <w:color w:val="1C4076"/>
                 <w:sz w:val="17"/>
               </w:rPr>
-              <w:t>Persons responsible</w:t>
+              <w:t>Persons responsible²</w:t>
             </w:r>
           </w:p>
         </w:tc>
@@ -2060,43 +2023,6 @@
                 <w:sz w:val="17"/>
               </w:rPr>
               <w:t>[Name and title]</w:t>
-            </w:r>
-          </w:p>
-        </w:tc>
-      </w:tr>
-      <w:tr>
-        <w:tc>
-          <w:tcPr>
-            <w:tcW w:type="dxa" w:w="5103"/>
-          </w:tcPr>
-          <w:p>
-            <w:r/>
-            <w:r>
-              <w:rPr>
-                <w:rFonts w:ascii="Avenir Next LT Pro" w:hAnsi="Avenir Next LT Pro"/>
-                <w:b w:val="0"/>
-                <w:i w:val="0"/>
-                <w:color w:val="1C4076"/>
-                <w:sz w:val="17"/>
-              </w:rPr>
-            </w:r>
-          </w:p>
-        </w:tc>
-        <w:tc>
-          <w:tcPr>
-            <w:tcW w:type="dxa" w:w="5103"/>
-          </w:tcPr>
-          <w:p>
-            <w:r/>
-            <w:r>
-              <w:rPr>
-                <w:rFonts w:ascii="Avenir Next LT Pro" w:hAnsi="Avenir Next LT Pro"/>
-                <w:b w:val="0"/>
-                <w:i w:val="0"/>
-                <w:color w:val="1C4076"/>
-                <w:sz w:val="17"/>
-              </w:rPr>
-              <w:t>The area of responsibility covers: deciding about the start of the delay and its likely end, ensuring the on-going monitoring of the conditions of delay, deciding about the public disclosure of the inside information, providing the requested information about the delay and the written explanation to the Danish Financial Supervisory Authority.</w:t>
             </w:r>
           </w:p>
         </w:tc>
@@ -2178,6 +2104,36 @@
         </w:tc>
       </w:tr>
     </w:tbl>
+    <w:p>
+      <w:pPr>
+        <w:spacing w:after="80"/>
+      </w:pPr>
+      <w:r>
+        <w:rPr>
+          <w:rFonts w:ascii="Avenir Next LT Pro" w:hAnsi="Avenir Next LT Pro"/>
+          <w:b w:val="0"/>
+          <w:i w:val="0"/>
+          <w:color w:val="1C4076"/>
+          <w:sz w:val="15"/>
+        </w:rPr>
+        <w:t>¹ Any changes to the fulfilment of the conditions noted above must be registered herein and logged in the format set out. Overview should be deleted prior to any distribution of this explanation if no updates have been made.</w:t>
+      </w:r>
+    </w:p>
+    <w:p>
+      <w:pPr>
+        <w:spacing w:after="80"/>
+      </w:pPr>
+      <w:r>
+        <w:rPr>
+          <w:rFonts w:ascii="Avenir Next LT Pro" w:hAnsi="Avenir Next LT Pro"/>
+          <w:b w:val="0"/>
+          <w:i w:val="0"/>
+          <w:color w:val="1C4076"/>
+          <w:sz w:val="15"/>
+        </w:rPr>
+        <w:t>² The area of responsibility covers: deciding about the start of the delay and its likely end, ensuring the on-going monitoring of the conditions of delay, deciding about the public disclosure of the inside information, providing the requested information about the delay and the written explanation to the Danish Financial Supervisory Authority.</w:t>
+      </w:r>
+    </w:p>
     <w:p>
       <w:pPr>
         <w:spacing w:after="200"/>

--- a/docs/files/Disclosure_Committee_Charter__Policy_2026-05.docx
+++ b/docs/files/Disclosure_Committee_Charter__Policy_2026-05.docx
@@ -19,7 +19,7 @@
               <a:graphicData uri="http://schemas.openxmlformats.org/drawingml/2006/picture">
                 <pic:pic>
                   <pic:nvPicPr>
-                    <pic:cNvPr id="0" name="tmpx3jz43ic.png"/>
+                    <pic:cNvPr id="0" name="tmpmljqz0c5.png"/>
                     <pic:cNvPicPr/>
                   </pic:nvPicPr>
                   <pic:blipFill>
@@ -671,7 +671,36 @@
         </w:rPr>
         <w:t>(e)</w:t>
         <w:tab/>
-        <w:t>Prepare and continuously update the Log set out in Schedule 2, and ensure ongoing monitoring of the conditions for delay, including instructions of relevant employees to provide relevant updates to the Disclosure Committee.</w:t>
+      </w:r>
+      <w:r>
+        <w:rPr>
+          <w:rFonts w:ascii="Avenir Next LT Pro" w:hAnsi="Avenir Next LT Pro"/>
+          <w:b w:val="0"/>
+          <w:i w:val="0"/>
+          <w:color w:val="1C4076"/>
+          <w:sz w:val="22"/>
+        </w:rPr>
+        <w:t xml:space="preserve">Prepare and continuously update the Log set out in </w:t>
+      </w:r>
+      <w:r>
+        <w:rPr>
+          <w:rFonts w:ascii="Avenir Next LT Pro" w:hAnsi="Avenir Next LT Pro"/>
+          <w:b/>
+          <w:i w:val="0"/>
+          <w:color w:val="1C4076"/>
+          <w:sz w:val="22"/>
+        </w:rPr>
+        <w:t>Schedule 2</w:t>
+      </w:r>
+      <w:r>
+        <w:rPr>
+          <w:rFonts w:ascii="Avenir Next LT Pro" w:hAnsi="Avenir Next LT Pro"/>
+          <w:b w:val="0"/>
+          <w:i w:val="0"/>
+          <w:color w:val="1C4076"/>
+          <w:sz w:val="22"/>
+        </w:rPr>
+        <w:t xml:space="preserve">, and ensure ongoing monitoring of the conditions for delay, including instructions of relevant employees to provide relevant updates to the Disclosure Committee. </w:t>
       </w:r>
     </w:p>
     <w:p>
@@ -859,7 +888,36 @@
         </w:rPr>
         <w:t>(c)</w:t>
         <w:tab/>
-        <w:t>Notify the Danish Financial Supervisory Authority through the Officially Appointed Mechanism (“OAM”) if the disclosure of Inside Information has been delayed using the template notification form and procedure set out in Schedule 3.</w:t>
+      </w:r>
+      <w:r>
+        <w:rPr>
+          <w:rFonts w:ascii="Avenir Next LT Pro" w:hAnsi="Avenir Next LT Pro"/>
+          <w:b w:val="0"/>
+          <w:i w:val="0"/>
+          <w:color w:val="1C4076"/>
+          <w:sz w:val="22"/>
+        </w:rPr>
+        <w:t xml:space="preserve">Notify the Danish Financial Supervisory Authority through the Officially Appointed Mechanism (“OAM”) if the disclosure of Inside Information has been delayed using the template notification form and procedure set out in </w:t>
+      </w:r>
+      <w:r>
+        <w:rPr>
+          <w:rFonts w:ascii="Avenir Next LT Pro" w:hAnsi="Avenir Next LT Pro"/>
+          <w:b/>
+          <w:i w:val="0"/>
+          <w:color w:val="1C4076"/>
+          <w:sz w:val="22"/>
+        </w:rPr>
+        <w:t>Schedule 3</w:t>
+      </w:r>
+      <w:r>
+        <w:rPr>
+          <w:rFonts w:ascii="Avenir Next LT Pro" w:hAnsi="Avenir Next LT Pro"/>
+          <w:b w:val="0"/>
+          <w:i w:val="0"/>
+          <w:color w:val="1C4076"/>
+          <w:sz w:val="22"/>
+        </w:rPr>
+        <w:t xml:space="preserve">.  </w:t>
       </w:r>
     </w:p>
     <w:p>

--- a/docs/files/Disclosure_Committee_Charter__Policy_2026-05.docx
+++ b/docs/files/Disclosure_Committee_Charter__Policy_2026-05.docx
@@ -19,7 +19,7 @@
               <a:graphicData uri="http://schemas.openxmlformats.org/drawingml/2006/picture">
                 <pic:pic>
                   <pic:nvPicPr>
-                    <pic:cNvPr id="0" name="tmpmljqz0c5.png"/>
+                    <pic:cNvPr id="0" name="tmpfwu_96so.png"/>
                     <pic:cNvPicPr/>
                   </pic:nvPicPr>
                   <pic:blipFill>
@@ -491,7 +491,7 @@
         <w:tabs>
           <w:tab w:pos="708" w:val="left"/>
         </w:tabs>
-        <w:spacing w:after="200"/>
+        <w:spacing w:after="200" w:before="240"/>
         <w:ind w:left="708" w:hanging="708"/>
         <w:jc w:val="both"/>
       </w:pPr>
@@ -543,7 +543,7 @@
         <w:tabs>
           <w:tab w:pos="708" w:val="left"/>
         </w:tabs>
-        <w:spacing w:after="200"/>
+        <w:spacing w:after="200" w:before="240"/>
         <w:ind w:left="708" w:hanging="708"/>
         <w:jc w:val="both"/>
       </w:pPr>
@@ -750,7 +750,7 @@
         <w:tabs>
           <w:tab w:pos="708" w:val="left"/>
         </w:tabs>
-        <w:spacing w:after="200"/>
+        <w:spacing w:after="200" w:before="240"/>
         <w:ind w:left="708" w:hanging="708"/>
         <w:jc w:val="both"/>
       </w:pPr>
@@ -802,7 +802,7 @@
         <w:tabs>
           <w:tab w:pos="708" w:val="left"/>
         </w:tabs>
-        <w:spacing w:after="200"/>
+        <w:spacing w:after="200" w:before="240"/>
         <w:ind w:left="708" w:hanging="708"/>
         <w:jc w:val="both"/>
       </w:pPr>
@@ -967,7 +967,7 @@
         <w:tabs>
           <w:tab w:pos="708" w:val="left"/>
         </w:tabs>
-        <w:spacing w:after="200"/>
+        <w:spacing w:after="200" w:before="240"/>
         <w:ind w:left="708" w:hanging="708"/>
         <w:jc w:val="both"/>
       </w:pPr>
@@ -2330,7 +2330,7 @@
         <w:tabs>
           <w:tab w:pos="708" w:val="left"/>
         </w:tabs>
-        <w:spacing w:after="200"/>
+        <w:spacing w:after="200" w:before="240"/>
         <w:ind w:left="708" w:hanging="708"/>
         <w:jc w:val="both"/>
       </w:pPr>
@@ -2407,7 +2407,7 @@
         <w:tabs>
           <w:tab w:pos="708" w:val="left"/>
         </w:tabs>
-        <w:spacing w:after="200"/>
+        <w:spacing w:after="200" w:before="240"/>
         <w:ind w:left="708" w:hanging="708"/>
         <w:jc w:val="both"/>
       </w:pPr>
@@ -2484,7 +2484,7 @@
         <w:tabs>
           <w:tab w:pos="708" w:val="left"/>
         </w:tabs>
-        <w:spacing w:after="200"/>
+        <w:spacing w:after="200" w:before="240"/>
         <w:ind w:left="708" w:hanging="708"/>
         <w:jc w:val="both"/>
       </w:pPr>
@@ -2545,7 +2545,7 @@
         <w:tabs>
           <w:tab w:pos="708" w:val="left"/>
         </w:tabs>
-        <w:spacing w:after="200"/>
+        <w:spacing w:after="200" w:before="240"/>
         <w:ind w:left="708" w:hanging="708"/>
         <w:jc w:val="both"/>
       </w:pPr>

--- a/docs/files/Disclosure_Committee_Charter__Policy_2026-05.docx
+++ b/docs/files/Disclosure_Committee_Charter__Policy_2026-05.docx
@@ -19,7 +19,7 @@
               <a:graphicData uri="http://schemas.openxmlformats.org/drawingml/2006/picture">
                 <pic:pic>
                   <pic:nvPicPr>
-                    <pic:cNvPr id="0" name="tmpfwu_96so.png"/>
+                    <pic:cNvPr id="0" name="tmpv8bfvloe.png"/>
                     <pic:cNvPicPr/>
                   </pic:nvPicPr>
                   <pic:blipFill>
@@ -1498,6 +1498,7 @@
     <w:p>
       <w:pPr>
         <w:keepNext/>
+        <w:pageBreakBefore/>
         <w:tabs>
           <w:tab w:pos="708" w:val="left"/>
         </w:tabs>
@@ -1656,6 +1657,7 @@
     <w:p>
       <w:pPr>
         <w:keepNext/>
+        <w:pageBreakBefore/>
         <w:tabs>
           <w:tab w:pos="708" w:val="left"/>
         </w:tabs>
@@ -2211,6 +2213,7 @@
     <w:p>
       <w:pPr>
         <w:keepNext/>
+        <w:pageBreakBefore/>
         <w:tabs>
           <w:tab w:pos="708" w:val="left"/>
         </w:tabs>
